--- a/Project18_Toyota_Used_Cars_Market_Insights/Toyota Used Cars Track Insights Report.docx
+++ b/Project18_Toyota_Used_Cars_Market_Insights/Toyota Used Cars Track Insights Report.docx
@@ -7,7 +7,13 @@
         <w:t>Toyota Used Cars Track Insights</w:t>
       </w:r>
     </w:p>
-    <w:p/>
+    <w:p>
+      <w:r>
+        <w:pict w14:anchorId="44C2C56A">
+          <v:rect id="_x0000_i1025" style="width:0;height:1.5pt" o:hralign="center" o:hrstd="t" o:hr="t" fillcolor="#a0a0a0" stroked="f"/>
+        </w:pict>
+      </w:r>
+    </w:p>
     <w:p>
       <w:pPr>
         <w:rPr>
@@ -27,472 +33,6 @@
       <w:pPr>
         <w:numPr>
           <w:ilvl w:val="0"/>
-          <w:numId w:val="21"/>
-        </w:numPr>
-      </w:pPr>
-      <w:r>
-        <w:t>What is the average price (price) of all cars in the entire dataset?</w:t>
-      </w:r>
-    </w:p>
-    <w:p>
-      <w:pPr>
-        <w:numPr>
-          <w:ilvl w:val="0"/>
-          <w:numId w:val="21"/>
-        </w:numPr>
-      </w:pPr>
-      <w:r>
-        <w:t>Count the number of cars for each type of transmission (transmission).</w:t>
-      </w:r>
-    </w:p>
-    <w:p>
-      <w:pPr>
-        <w:numPr>
-          <w:ilvl w:val="0"/>
-          <w:numId w:val="21"/>
-        </w:numPr>
-      </w:pPr>
-      <w:r>
-        <w:t>Identify the top 3 most common fuel types (</w:t>
-      </w:r>
-      <w:proofErr w:type="spellStart"/>
-      <w:r>
-        <w:t>fuelType</w:t>
-      </w:r>
-      <w:proofErr w:type="spellEnd"/>
-      <w:r>
-        <w:t>) and the total count of cars for each.</w:t>
-      </w:r>
-    </w:p>
-    <w:p>
-      <w:pPr>
-        <w:numPr>
-          <w:ilvl w:val="0"/>
-          <w:numId w:val="21"/>
-        </w:numPr>
-      </w:pPr>
-      <w:r>
-        <w:t>Find the maximum and minimum price (price) recorded in the dataset.</w:t>
-      </w:r>
-    </w:p>
-    <w:p>
-      <w:pPr>
-        <w:numPr>
-          <w:ilvl w:val="0"/>
-          <w:numId w:val="21"/>
-        </w:numPr>
-      </w:pPr>
-      <w:r>
-        <w:t xml:space="preserve">How many cars were </w:t>
-      </w:r>
-      <w:proofErr w:type="gramStart"/>
-      <w:r>
-        <w:t>manufactured in</w:t>
-      </w:r>
-      <w:proofErr w:type="gramEnd"/>
-      <w:r>
-        <w:t xml:space="preserve"> each year (year)? Display the results sorted by year.</w:t>
-      </w:r>
-    </w:p>
-    <w:p>
-      <w:pPr>
-        <w:numPr>
-          <w:ilvl w:val="0"/>
-          <w:numId w:val="21"/>
-        </w:numPr>
-      </w:pPr>
-      <w:r>
-        <w:t>What is the average mileage (mileage) for cars with the model 'Fiesta'?</w:t>
-      </w:r>
-    </w:p>
-    <w:p>
-      <w:pPr>
-        <w:numPr>
-          <w:ilvl w:val="0"/>
-          <w:numId w:val="21"/>
-        </w:numPr>
-      </w:pPr>
-      <w:r>
-        <w:t>List all unique engine sizes (</w:t>
-      </w:r>
-      <w:proofErr w:type="spellStart"/>
-      <w:proofErr w:type="gramStart"/>
-      <w:r>
-        <w:t>engineSize</w:t>
-      </w:r>
-      <w:proofErr w:type="spellEnd"/>
-      <w:proofErr w:type="gramEnd"/>
-      <w:r>
-        <w:t>) present in the data.</w:t>
-      </w:r>
-    </w:p>
-    <w:p>
-      <w:pPr>
-        <w:numPr>
-          <w:ilvl w:val="0"/>
-          <w:numId w:val="21"/>
-        </w:numPr>
-      </w:pPr>
-      <w:r>
-        <w:t>Count the number of cars that have an annual tax (tax) greater than 150.</w:t>
-      </w:r>
-    </w:p>
-    <w:p>
-      <w:pPr>
-        <w:numPr>
-          <w:ilvl w:val="0"/>
-          <w:numId w:val="21"/>
-        </w:numPr>
-      </w:pPr>
-      <w:r>
-        <w:t>What is the average mpg (miles per gallon) for cars manufactured in 2017 (year)?</w:t>
-      </w:r>
-    </w:p>
-    <w:p>
-      <w:pPr>
-        <w:numPr>
-          <w:ilvl w:val="0"/>
-          <w:numId w:val="21"/>
-        </w:numPr>
-      </w:pPr>
-      <w:r>
-        <w:t>Find the price and model of the car with the largest engine size (</w:t>
-      </w:r>
-      <w:proofErr w:type="spellStart"/>
-      <w:proofErr w:type="gramStart"/>
-      <w:r>
-        <w:t>engineSize</w:t>
-      </w:r>
-      <w:proofErr w:type="spellEnd"/>
-      <w:proofErr w:type="gramEnd"/>
-      <w:r>
-        <w:t>).</w:t>
-      </w:r>
-    </w:p>
-    <w:p/>
-    <w:p>
-      <w:proofErr w:type="spellStart"/>
-      <w:r>
-        <w:t>Îmi</w:t>
-      </w:r>
-      <w:proofErr w:type="spellEnd"/>
-      <w:r>
-        <w:t xml:space="preserve"> </w:t>
-      </w:r>
-      <w:proofErr w:type="spellStart"/>
-      <w:r>
-        <w:t>cer</w:t>
-      </w:r>
-      <w:proofErr w:type="spellEnd"/>
-      <w:r>
-        <w:t xml:space="preserve"> </w:t>
-      </w:r>
-      <w:proofErr w:type="spellStart"/>
-      <w:r>
-        <w:t>scuze</w:t>
-      </w:r>
-      <w:proofErr w:type="spellEnd"/>
-      <w:r>
-        <w:t xml:space="preserve"> </w:t>
-      </w:r>
-      <w:proofErr w:type="spellStart"/>
-      <w:r>
-        <w:t>pentru</w:t>
-      </w:r>
-      <w:proofErr w:type="spellEnd"/>
-      <w:r>
-        <w:t xml:space="preserve"> inconvenient! </w:t>
-      </w:r>
-      <w:proofErr w:type="spellStart"/>
-      <w:r>
-        <w:t>Folosesc</w:t>
-      </w:r>
-      <w:proofErr w:type="spellEnd"/>
-      <w:r>
-        <w:t xml:space="preserve"> </w:t>
-      </w:r>
-      <w:proofErr w:type="spellStart"/>
-      <w:r>
-        <w:t>formatarea</w:t>
-      </w:r>
-      <w:proofErr w:type="spellEnd"/>
-      <w:r>
-        <w:t xml:space="preserve"> LaTeX ($\text{</w:t>
-      </w:r>
-      <w:proofErr w:type="spellStart"/>
-      <w:r>
-        <w:t>nume</w:t>
-      </w:r>
-      <w:proofErr w:type="spellEnd"/>
-      <w:r>
-        <w:t>\_</w:t>
-      </w:r>
-      <w:proofErr w:type="spellStart"/>
-      <w:proofErr w:type="gramStart"/>
-      <w:r>
-        <w:t>coloană</w:t>
-      </w:r>
-      <w:proofErr w:type="spellEnd"/>
-      <w:r>
-        <w:t>}$</w:t>
-      </w:r>
-      <w:proofErr w:type="gramEnd"/>
-      <w:r>
-        <w:t xml:space="preserve">) </w:t>
-      </w:r>
-      <w:proofErr w:type="spellStart"/>
-      <w:r>
-        <w:t>pentru</w:t>
-      </w:r>
-      <w:proofErr w:type="spellEnd"/>
-      <w:r>
-        <w:t xml:space="preserve"> a </w:t>
-      </w:r>
-      <w:proofErr w:type="spellStart"/>
-      <w:r>
-        <w:t>sublinia</w:t>
-      </w:r>
-      <w:proofErr w:type="spellEnd"/>
-      <w:r>
-        <w:t xml:space="preserve"> </w:t>
-      </w:r>
-      <w:proofErr w:type="spellStart"/>
-      <w:r>
-        <w:t>că</w:t>
-      </w:r>
-      <w:proofErr w:type="spellEnd"/>
-      <w:r>
-        <w:t xml:space="preserve"> </w:t>
-      </w:r>
-      <w:proofErr w:type="spellStart"/>
-      <w:r>
-        <w:t>este</w:t>
-      </w:r>
-      <w:proofErr w:type="spellEnd"/>
-      <w:r>
-        <w:t xml:space="preserve"> </w:t>
-      </w:r>
-      <w:proofErr w:type="spellStart"/>
-      <w:r>
-        <w:t>vorba</w:t>
-      </w:r>
-      <w:proofErr w:type="spellEnd"/>
-      <w:r>
-        <w:t xml:space="preserve"> de o </w:t>
-      </w:r>
-      <w:proofErr w:type="spellStart"/>
-      <w:r>
-        <w:t>coloană</w:t>
-      </w:r>
-      <w:proofErr w:type="spellEnd"/>
-      <w:r>
-        <w:t xml:space="preserve"> din </w:t>
-      </w:r>
-      <w:proofErr w:type="spellStart"/>
-      <w:r>
-        <w:t>baza</w:t>
-      </w:r>
-      <w:proofErr w:type="spellEnd"/>
-      <w:r>
-        <w:t xml:space="preserve"> de date, </w:t>
-      </w:r>
-      <w:proofErr w:type="spellStart"/>
-      <w:r>
-        <w:t>dar</w:t>
-      </w:r>
-      <w:proofErr w:type="spellEnd"/>
-      <w:r>
-        <w:t xml:space="preserve"> </w:t>
-      </w:r>
-      <w:proofErr w:type="spellStart"/>
-      <w:r>
-        <w:t>înțeleg</w:t>
-      </w:r>
-      <w:proofErr w:type="spellEnd"/>
-      <w:r>
-        <w:t xml:space="preserve"> </w:t>
-      </w:r>
-      <w:proofErr w:type="spellStart"/>
-      <w:r>
-        <w:t>că</w:t>
-      </w:r>
-      <w:proofErr w:type="spellEnd"/>
-      <w:r>
-        <w:t xml:space="preserve"> </w:t>
-      </w:r>
-      <w:proofErr w:type="spellStart"/>
-      <w:r>
-        <w:t>acest</w:t>
-      </w:r>
-      <w:proofErr w:type="spellEnd"/>
-      <w:r>
-        <w:t xml:space="preserve"> </w:t>
-      </w:r>
-      <w:proofErr w:type="spellStart"/>
-      <w:r>
-        <w:t>lucru</w:t>
-      </w:r>
-      <w:proofErr w:type="spellEnd"/>
-      <w:r>
-        <w:t xml:space="preserve"> face </w:t>
-      </w:r>
-      <w:proofErr w:type="spellStart"/>
-      <w:r>
-        <w:t>copierea</w:t>
-      </w:r>
-      <w:proofErr w:type="spellEnd"/>
-      <w:r>
-        <w:t xml:space="preserve"> </w:t>
-      </w:r>
-      <w:proofErr w:type="spellStart"/>
-      <w:r>
-        <w:t>dificilă</w:t>
-      </w:r>
-      <w:proofErr w:type="spellEnd"/>
-      <w:r>
-        <w:t>.</w:t>
-      </w:r>
-    </w:p>
-    <w:p>
-      <w:proofErr w:type="spellStart"/>
-      <w:r>
-        <w:t>Iată</w:t>
-      </w:r>
-      <w:proofErr w:type="spellEnd"/>
-      <w:r>
-        <w:t xml:space="preserve"> </w:t>
-      </w:r>
-      <w:proofErr w:type="spellStart"/>
-      <w:r>
-        <w:t>lista</w:t>
-      </w:r>
-      <w:proofErr w:type="spellEnd"/>
-      <w:r>
-        <w:t xml:space="preserve"> </w:t>
-      </w:r>
-      <w:proofErr w:type="spellStart"/>
-      <w:r>
-        <w:t>completă</w:t>
-      </w:r>
-      <w:proofErr w:type="spellEnd"/>
-      <w:r>
-        <w:t xml:space="preserve"> de 30 de </w:t>
-      </w:r>
-      <w:proofErr w:type="spellStart"/>
-      <w:r>
-        <w:t>întrebări</w:t>
-      </w:r>
-      <w:proofErr w:type="spellEnd"/>
-      <w:r>
-        <w:t xml:space="preserve">, </w:t>
-      </w:r>
-      <w:proofErr w:type="spellStart"/>
-      <w:r>
-        <w:t>reformulată</w:t>
-      </w:r>
-      <w:proofErr w:type="spellEnd"/>
-      <w:r>
-        <w:t xml:space="preserve"> </w:t>
-      </w:r>
-      <w:proofErr w:type="spellStart"/>
-      <w:r>
-        <w:t>fără</w:t>
-      </w:r>
-      <w:proofErr w:type="spellEnd"/>
-      <w:r>
-        <w:t xml:space="preserve"> </w:t>
-      </w:r>
-      <w:proofErr w:type="spellStart"/>
-      <w:r>
-        <w:t>nicio</w:t>
-      </w:r>
-      <w:proofErr w:type="spellEnd"/>
-      <w:r>
-        <w:t xml:space="preserve"> </w:t>
-      </w:r>
-      <w:proofErr w:type="spellStart"/>
-      <w:r>
-        <w:t>formatare</w:t>
-      </w:r>
-      <w:proofErr w:type="spellEnd"/>
-      <w:r>
-        <w:t xml:space="preserve"> </w:t>
-      </w:r>
-      <w:proofErr w:type="spellStart"/>
-      <w:r>
-        <w:t>specială</w:t>
-      </w:r>
-      <w:proofErr w:type="spellEnd"/>
-      <w:r>
-        <w:t xml:space="preserve"> (</w:t>
-      </w:r>
-      <w:proofErr w:type="spellStart"/>
-      <w:r>
-        <w:t>fără</w:t>
-      </w:r>
-      <w:proofErr w:type="spellEnd"/>
-      <w:r>
-        <w:t xml:space="preserve"> LaTeX, </w:t>
-      </w:r>
-      <w:proofErr w:type="spellStart"/>
-      <w:r>
-        <w:t>fără</w:t>
-      </w:r>
-      <w:proofErr w:type="spellEnd"/>
-      <w:r>
-        <w:t xml:space="preserve"> bold, </w:t>
-      </w:r>
-      <w:proofErr w:type="spellStart"/>
-      <w:r>
-        <w:t>doar</w:t>
-      </w:r>
-      <w:proofErr w:type="spellEnd"/>
-      <w:r>
-        <w:t xml:space="preserve"> text </w:t>
-      </w:r>
-      <w:proofErr w:type="spellStart"/>
-      <w:r>
-        <w:t>simplu</w:t>
-      </w:r>
-      <w:proofErr w:type="spellEnd"/>
-      <w:r>
-        <w:t xml:space="preserve">), gata de a fi </w:t>
-      </w:r>
-      <w:proofErr w:type="spellStart"/>
-      <w:r>
-        <w:t>copiată</w:t>
-      </w:r>
-      <w:proofErr w:type="spellEnd"/>
-      <w:r>
-        <w:t>.</w:t>
-      </w:r>
-    </w:p>
-    <w:p>
-      <w:r>
-        <w:pict w14:anchorId="44C2C56A">
-          <v:rect id="_x0000_i1037" style="width:0;height:1.5pt" o:hralign="center" o:hrstd="t" o:hr="t" fillcolor="#a0a0a0" stroked="f"/>
-        </w:pict>
-      </w:r>
-    </w:p>
-    <w:p>
-      <w:pPr>
-        <w:rPr>
-          <w:b/>
-          <w:bCs/>
-        </w:rPr>
-      </w:pPr>
-      <w:r>
-        <w:rPr>
-          <w:b/>
-          <w:bCs/>
-        </w:rPr>
-        <w:t>Easy Questions (SQL - Basic Aggregation &amp; Filtering)</w:t>
-      </w:r>
-    </w:p>
-    <w:p>
-      <w:pPr>
-        <w:numPr>
-          <w:ilvl w:val="0"/>
           <w:numId w:val="22"/>
         </w:numPr>
       </w:pPr>
@@ -502,7 +42,9 @@
     </w:p>
     <w:p>
       <w:r>
-        <w:lastRenderedPageBreak/>
+        <w:rPr>
+          <w:noProof/>
+        </w:rPr>
         <w:drawing>
           <wp:inline distT="0" distB="0" distL="0" distR="0" wp14:anchorId="6203C74D" wp14:editId="4601C4D7">
             <wp:extent cx="2000529" cy="1667108"/>
@@ -553,6 +95,9 @@
     </w:p>
     <w:p>
       <w:r>
+        <w:rPr>
+          <w:noProof/>
+        </w:rPr>
         <w:drawing>
           <wp:inline distT="0" distB="0" distL="0" distR="0" wp14:anchorId="173EB4FA" wp14:editId="5BB19124">
             <wp:extent cx="4486901" cy="2772162"/>
@@ -598,19 +143,15 @@
         </w:numPr>
       </w:pPr>
       <w:r>
-        <w:t>Identify the top 3 most common fuel types (</w:t>
-      </w:r>
-      <w:proofErr w:type="spellStart"/>
-      <w:r>
-        <w:t>fuelType</w:t>
-      </w:r>
-      <w:proofErr w:type="spellEnd"/>
-      <w:r>
-        <w:t>) and the total count of cars for each.</w:t>
-      </w:r>
-    </w:p>
-    <w:p>
-      <w:r>
+        <w:t>Identify the top 3 most common fuel types (fuelType) and the total count of cars for each.</w:t>
+      </w:r>
+    </w:p>
+    <w:p>
+      <w:r>
+        <w:rPr>
+          <w:noProof/>
+        </w:rPr>
+        <w:lastRenderedPageBreak/>
         <w:drawing>
           <wp:inline distT="0" distB="0" distL="0" distR="0" wp14:anchorId="43508877" wp14:editId="039019C5">
             <wp:extent cx="4182059" cy="2048161"/>
@@ -661,7 +202,9 @@
     </w:p>
     <w:p>
       <w:r>
-        <w:lastRenderedPageBreak/>
+        <w:rPr>
+          <w:noProof/>
+        </w:rPr>
         <w:drawing>
           <wp:inline distT="0" distB="0" distL="0" distR="0" wp14:anchorId="793FCE5F" wp14:editId="1FDD07ED">
             <wp:extent cx="3448531" cy="1733792"/>
@@ -707,19 +250,14 @@
         </w:numPr>
       </w:pPr>
       <w:r>
-        <w:t xml:space="preserve">How many cars were </w:t>
-      </w:r>
-      <w:proofErr w:type="gramStart"/>
-      <w:r>
-        <w:t>manufactured in</w:t>
-      </w:r>
-      <w:proofErr w:type="gramEnd"/>
-      <w:r>
-        <w:t xml:space="preserve"> each year (year)? Display the results sorted by year.</w:t>
-      </w:r>
-    </w:p>
-    <w:p>
-      <w:r>
+        <w:t>How many cars were manufactured in each year (year)? Display the results sorted by year.</w:t>
+      </w:r>
+    </w:p>
+    <w:p>
+      <w:r>
+        <w:rPr>
+          <w:noProof/>
+        </w:rPr>
         <w:drawing>
           <wp:inline distT="0" distB="0" distL="0" distR="0" wp14:anchorId="3A3013B7" wp14:editId="61712F57">
             <wp:extent cx="3277057" cy="2800741"/>
@@ -770,6 +308,10 @@
     </w:p>
     <w:p>
       <w:r>
+        <w:rPr>
+          <w:noProof/>
+        </w:rPr>
+        <w:lastRenderedPageBreak/>
         <w:drawing>
           <wp:inline distT="0" distB="0" distL="0" distR="0" wp14:anchorId="7FD700C0" wp14:editId="4503CF10">
             <wp:extent cx="2514951" cy="1733792"/>
@@ -815,22 +357,14 @@
         </w:numPr>
       </w:pPr>
       <w:r>
-        <w:t>List all unique engine sizes (</w:t>
-      </w:r>
-      <w:proofErr w:type="spellStart"/>
-      <w:proofErr w:type="gramStart"/>
-      <w:r>
-        <w:t>engineSize</w:t>
-      </w:r>
-      <w:proofErr w:type="spellEnd"/>
-      <w:proofErr w:type="gramEnd"/>
-      <w:r>
-        <w:t>) present in the data.</w:t>
-      </w:r>
-    </w:p>
-    <w:p>
-      <w:r>
-        <w:lastRenderedPageBreak/>
+        <w:t>List all unique engine sizes (engineSize) present in the data.</w:t>
+      </w:r>
+    </w:p>
+    <w:p>
+      <w:r>
+        <w:rPr>
+          <w:noProof/>
+        </w:rPr>
         <w:drawing>
           <wp:inline distT="0" distB="0" distL="0" distR="0" wp14:anchorId="6D775064" wp14:editId="53C2371E">
             <wp:extent cx="2495898" cy="2600688"/>
@@ -881,6 +415,9 @@
     </w:p>
     <w:p>
       <w:r>
+        <w:rPr>
+          <w:noProof/>
+        </w:rPr>
         <w:drawing>
           <wp:inline distT="0" distB="0" distL="0" distR="0" wp14:anchorId="059333FF" wp14:editId="24ABC10A">
             <wp:extent cx="3801005" cy="2372056"/>
@@ -931,6 +468,10 @@
     </w:p>
     <w:p>
       <w:r>
+        <w:rPr>
+          <w:noProof/>
+        </w:rPr>
+        <w:lastRenderedPageBreak/>
         <w:drawing>
           <wp:inline distT="0" distB="0" distL="0" distR="0" wp14:anchorId="0CD6B1F8" wp14:editId="06887D82">
             <wp:extent cx="1914792" cy="1810003"/>
@@ -976,22 +517,14 @@
         </w:numPr>
       </w:pPr>
       <w:r>
-        <w:t>Find the price and model of the car with the largest engine size (</w:t>
-      </w:r>
-      <w:proofErr w:type="spellStart"/>
-      <w:proofErr w:type="gramStart"/>
-      <w:r>
-        <w:t>engineSize</w:t>
-      </w:r>
-      <w:proofErr w:type="spellEnd"/>
-      <w:proofErr w:type="gramEnd"/>
-      <w:r>
-        <w:t>).</w:t>
-      </w:r>
-    </w:p>
-    <w:p>
-      <w:r>
-        <w:lastRenderedPageBreak/>
+        <w:t>Find the price and model of the car with the largest engine size (engineSize).</w:t>
+      </w:r>
+    </w:p>
+    <w:p>
+      <w:r>
+        <w:rPr>
+          <w:noProof/>
+        </w:rPr>
         <w:drawing>
           <wp:inline distT="0" distB="0" distL="0" distR="0" wp14:anchorId="4BEF2987" wp14:editId="27A71439">
             <wp:extent cx="5115639" cy="1667108"/>
@@ -1032,7 +565,7 @@
     <w:p>
       <w:r>
         <w:pict w14:anchorId="7F1C4A0C">
-          <v:rect id="_x0000_i1038" style="width:0;height:1.5pt" o:hralign="center" o:hrstd="t" o:hr="t" fillcolor="#a0a0a0" stroked="f"/>
+          <v:rect id="_x0000_i1026" style="width:0;height:1.5pt" o:hralign="center" o:hrstd="t" o:hr="t" fillcolor="#a0a0a0" stroked="f"/>
         </w:pict>
       </w:r>
     </w:p>
@@ -1059,15 +592,46 @@
         </w:numPr>
       </w:pPr>
       <w:r>
-        <w:t xml:space="preserve">Calculate the average price (price) for cars grouped by </w:t>
-      </w:r>
-      <w:proofErr w:type="spellStart"/>
-      <w:r>
-        <w:t>fuelType</w:t>
-      </w:r>
-      <w:proofErr w:type="spellEnd"/>
-      <w:r>
-        <w:t xml:space="preserve"> and transmission.</w:t>
+        <w:t>Calculate the average price (price) for cars grouped by fuelType and transmission.</w:t>
+      </w:r>
+    </w:p>
+    <w:p>
+      <w:r>
+        <w:drawing>
+          <wp:inline distT="0" distB="0" distL="0" distR="0" wp14:anchorId="4D3CC845" wp14:editId="32230CAB">
+            <wp:extent cx="5943600" cy="1809750"/>
+            <wp:effectExtent l="0" t="0" r="0" b="0"/>
+            <wp:docPr id="436445310" name="Picture 1" descr="A black background with colorful text&#10;&#10;AI-generated content may be incorrect."/>
+            <wp:cNvGraphicFramePr>
+              <a:graphicFrameLocks xmlns:a="http://schemas.openxmlformats.org/drawingml/2006/main" noChangeAspect="1"/>
+            </wp:cNvGraphicFramePr>
+            <a:graphic xmlns:a="http://schemas.openxmlformats.org/drawingml/2006/main">
+              <a:graphicData uri="http://schemas.openxmlformats.org/drawingml/2006/picture">
+                <pic:pic xmlns:pic="http://schemas.openxmlformats.org/drawingml/2006/picture">
+                  <pic:nvPicPr>
+                    <pic:cNvPr id="436445310" name="Picture 1" descr="A black background with colorful text&#10;&#10;AI-generated content may be incorrect."/>
+                    <pic:cNvPicPr/>
+                  </pic:nvPicPr>
+                  <pic:blipFill>
+                    <a:blip r:embed="rId15"/>
+                    <a:stretch>
+                      <a:fillRect/>
+                    </a:stretch>
+                  </pic:blipFill>
+                  <pic:spPr>
+                    <a:xfrm>
+                      <a:off x="0" y="0"/>
+                      <a:ext cx="5943600" cy="1809750"/>
+                    </a:xfrm>
+                    <a:prstGeom prst="rect">
+                      <a:avLst/>
+                    </a:prstGeom>
+                  </pic:spPr>
+                </pic:pic>
+              </a:graphicData>
+            </a:graphic>
+          </wp:inline>
+        </w:drawing>
       </w:r>
     </w:p>
     <w:p>
@@ -1078,15 +642,47 @@
         </w:numPr>
       </w:pPr>
       <w:r>
-        <w:t xml:space="preserve">Determine the percentage of the total car count that each </w:t>
-      </w:r>
-      <w:proofErr w:type="spellStart"/>
-      <w:r>
-        <w:t>fuelType</w:t>
-      </w:r>
-      <w:proofErr w:type="spellEnd"/>
-      <w:r>
-        <w:t xml:space="preserve"> represents.</w:t>
+        <w:t>Determine the percentage of the total car count that each fuelType represents.</w:t>
+      </w:r>
+    </w:p>
+    <w:p>
+      <w:r>
+        <w:lastRenderedPageBreak/>
+        <w:drawing>
+          <wp:inline distT="0" distB="0" distL="0" distR="0" wp14:anchorId="75EE7789" wp14:editId="5EF3C29D">
+            <wp:extent cx="5582429" cy="2333951"/>
+            <wp:effectExtent l="0" t="0" r="0" b="9525"/>
+            <wp:docPr id="1093901064" name="Picture 1" descr="A screenshot of a computer&#10;&#10;AI-generated content may be incorrect."/>
+            <wp:cNvGraphicFramePr>
+              <a:graphicFrameLocks xmlns:a="http://schemas.openxmlformats.org/drawingml/2006/main" noChangeAspect="1"/>
+            </wp:cNvGraphicFramePr>
+            <a:graphic xmlns:a="http://schemas.openxmlformats.org/drawingml/2006/main">
+              <a:graphicData uri="http://schemas.openxmlformats.org/drawingml/2006/picture">
+                <pic:pic xmlns:pic="http://schemas.openxmlformats.org/drawingml/2006/picture">
+                  <pic:nvPicPr>
+                    <pic:cNvPr id="1093901064" name="Picture 1" descr="A screenshot of a computer&#10;&#10;AI-generated content may be incorrect."/>
+                    <pic:cNvPicPr/>
+                  </pic:nvPicPr>
+                  <pic:blipFill>
+                    <a:blip r:embed="rId16"/>
+                    <a:stretch>
+                      <a:fillRect/>
+                    </a:stretch>
+                  </pic:blipFill>
+                  <pic:spPr>
+                    <a:xfrm>
+                      <a:off x="0" y="0"/>
+                      <a:ext cx="5582429" cy="2333951"/>
+                    </a:xfrm>
+                    <a:prstGeom prst="rect">
+                      <a:avLst/>
+                    </a:prstGeom>
+                  </pic:spPr>
+                </pic:pic>
+              </a:graphicData>
+            </a:graphic>
+          </wp:inline>
+        </w:drawing>
       </w:r>
     </w:p>
     <w:p>
@@ -1101,6 +697,45 @@
       </w:r>
     </w:p>
     <w:p>
+      <w:r>
+        <w:drawing>
+          <wp:inline distT="0" distB="0" distL="0" distR="0" wp14:anchorId="279DE4AB" wp14:editId="725FF6B9">
+            <wp:extent cx="5563376" cy="1971950"/>
+            <wp:effectExtent l="0" t="0" r="0" b="9525"/>
+            <wp:docPr id="1090276313" name="Picture 1" descr="A screenshot of a computer&#10;&#10;AI-generated content may be incorrect."/>
+            <wp:cNvGraphicFramePr>
+              <a:graphicFrameLocks xmlns:a="http://schemas.openxmlformats.org/drawingml/2006/main" noChangeAspect="1"/>
+            </wp:cNvGraphicFramePr>
+            <a:graphic xmlns:a="http://schemas.openxmlformats.org/drawingml/2006/main">
+              <a:graphicData uri="http://schemas.openxmlformats.org/drawingml/2006/picture">
+                <pic:pic xmlns:pic="http://schemas.openxmlformats.org/drawingml/2006/picture">
+                  <pic:nvPicPr>
+                    <pic:cNvPr id="1090276313" name="Picture 1" descr="A screenshot of a computer&#10;&#10;AI-generated content may be incorrect."/>
+                    <pic:cNvPicPr/>
+                  </pic:nvPicPr>
+                  <pic:blipFill>
+                    <a:blip r:embed="rId17"/>
+                    <a:stretch>
+                      <a:fillRect/>
+                    </a:stretch>
+                  </pic:blipFill>
+                  <pic:spPr>
+                    <a:xfrm>
+                      <a:off x="0" y="0"/>
+                      <a:ext cx="5563376" cy="1971950"/>
+                    </a:xfrm>
+                    <a:prstGeom prst="rect">
+                      <a:avLst/>
+                    </a:prstGeom>
+                  </pic:spPr>
+                </pic:pic>
+              </a:graphicData>
+            </a:graphic>
+          </wp:inline>
+        </w:drawing>
+      </w:r>
+    </w:p>
+    <w:p>
       <w:pPr>
         <w:numPr>
           <w:ilvl w:val="0"/>
@@ -1112,6 +747,45 @@
       </w:r>
     </w:p>
     <w:p>
+      <w:r>
+        <w:drawing>
+          <wp:inline distT="0" distB="0" distL="0" distR="0" wp14:anchorId="390DD864" wp14:editId="4102E809">
+            <wp:extent cx="2962688" cy="2257740"/>
+            <wp:effectExtent l="0" t="0" r="9525" b="9525"/>
+            <wp:docPr id="521472404" name="Picture 1" descr="A screenshot of a computer&#10;&#10;AI-generated content may be incorrect."/>
+            <wp:cNvGraphicFramePr>
+              <a:graphicFrameLocks xmlns:a="http://schemas.openxmlformats.org/drawingml/2006/main" noChangeAspect="1"/>
+            </wp:cNvGraphicFramePr>
+            <a:graphic xmlns:a="http://schemas.openxmlformats.org/drawingml/2006/main">
+              <a:graphicData uri="http://schemas.openxmlformats.org/drawingml/2006/picture">
+                <pic:pic xmlns:pic="http://schemas.openxmlformats.org/drawingml/2006/picture">
+                  <pic:nvPicPr>
+                    <pic:cNvPr id="521472404" name="Picture 1" descr="A screenshot of a computer&#10;&#10;AI-generated content may be incorrect."/>
+                    <pic:cNvPicPr/>
+                  </pic:nvPicPr>
+                  <pic:blipFill>
+                    <a:blip r:embed="rId18"/>
+                    <a:stretch>
+                      <a:fillRect/>
+                    </a:stretch>
+                  </pic:blipFill>
+                  <pic:spPr>
+                    <a:xfrm>
+                      <a:off x="0" y="0"/>
+                      <a:ext cx="2962688" cy="2257740"/>
+                    </a:xfrm>
+                    <a:prstGeom prst="rect">
+                      <a:avLst/>
+                    </a:prstGeom>
+                  </pic:spPr>
+                </pic:pic>
+              </a:graphicData>
+            </a:graphic>
+          </wp:inline>
+        </w:drawing>
+      </w:r>
+    </w:p>
+    <w:p>
       <w:pPr>
         <w:numPr>
           <w:ilvl w:val="0"/>
@@ -1119,7 +793,47 @@
         </w:numPr>
       </w:pPr>
       <w:r>
+        <w:lastRenderedPageBreak/>
         <w:t>Assign a 'Tax Bracket' (Low, Medium, High) based on the tax column (Low $\le$ 100, Medium &gt; 100 and $\le$ 300, High &gt; 300). Count how many cars fall into each bracket.</w:t>
+      </w:r>
+    </w:p>
+    <w:p>
+      <w:r>
+        <w:drawing>
+          <wp:inline distT="0" distB="0" distL="0" distR="0" wp14:anchorId="6ACF1635" wp14:editId="32A78341">
+            <wp:extent cx="2705478" cy="2000529"/>
+            <wp:effectExtent l="0" t="0" r="0" b="0"/>
+            <wp:docPr id="1055206211" name="Picture 1" descr="A screenshot of a computer&#10;&#10;AI-generated content may be incorrect."/>
+            <wp:cNvGraphicFramePr>
+              <a:graphicFrameLocks xmlns:a="http://schemas.openxmlformats.org/drawingml/2006/main" noChangeAspect="1"/>
+            </wp:cNvGraphicFramePr>
+            <a:graphic xmlns:a="http://schemas.openxmlformats.org/drawingml/2006/main">
+              <a:graphicData uri="http://schemas.openxmlformats.org/drawingml/2006/picture">
+                <pic:pic xmlns:pic="http://schemas.openxmlformats.org/drawingml/2006/picture">
+                  <pic:nvPicPr>
+                    <pic:cNvPr id="1055206211" name="Picture 1" descr="A screenshot of a computer&#10;&#10;AI-generated content may be incorrect."/>
+                    <pic:cNvPicPr/>
+                  </pic:nvPicPr>
+                  <pic:blipFill>
+                    <a:blip r:embed="rId19"/>
+                    <a:stretch>
+                      <a:fillRect/>
+                    </a:stretch>
+                  </pic:blipFill>
+                  <pic:spPr>
+                    <a:xfrm>
+                      <a:off x="0" y="0"/>
+                      <a:ext cx="2705478" cy="2000529"/>
+                    </a:xfrm>
+                    <a:prstGeom prst="rect">
+                      <a:avLst/>
+                    </a:prstGeom>
+                  </pic:spPr>
+                </pic:pic>
+              </a:graphicData>
+            </a:graphic>
+          </wp:inline>
+        </w:drawing>
       </w:r>
     </w:p>
     <w:p>
@@ -1134,6 +848,45 @@
       </w:r>
     </w:p>
     <w:p>
+      <w:r>
+        <w:drawing>
+          <wp:inline distT="0" distB="0" distL="0" distR="0" wp14:anchorId="732EB127" wp14:editId="323FF75E">
+            <wp:extent cx="1800476" cy="1095528"/>
+            <wp:effectExtent l="0" t="0" r="9525" b="9525"/>
+            <wp:docPr id="1435445043" name="Picture 1" descr="A screenshot of a computer&#10;&#10;AI-generated content may be incorrect."/>
+            <wp:cNvGraphicFramePr>
+              <a:graphicFrameLocks xmlns:a="http://schemas.openxmlformats.org/drawingml/2006/main" noChangeAspect="1"/>
+            </wp:cNvGraphicFramePr>
+            <a:graphic xmlns:a="http://schemas.openxmlformats.org/drawingml/2006/main">
+              <a:graphicData uri="http://schemas.openxmlformats.org/drawingml/2006/picture">
+                <pic:pic xmlns:pic="http://schemas.openxmlformats.org/drawingml/2006/picture">
+                  <pic:nvPicPr>
+                    <pic:cNvPr id="1435445043" name="Picture 1" descr="A screenshot of a computer&#10;&#10;AI-generated content may be incorrect."/>
+                    <pic:cNvPicPr/>
+                  </pic:nvPicPr>
+                  <pic:blipFill>
+                    <a:blip r:embed="rId20"/>
+                    <a:stretch>
+                      <a:fillRect/>
+                    </a:stretch>
+                  </pic:blipFill>
+                  <pic:spPr>
+                    <a:xfrm>
+                      <a:off x="0" y="0"/>
+                      <a:ext cx="1800476" cy="1095528"/>
+                    </a:xfrm>
+                    <a:prstGeom prst="rect">
+                      <a:avLst/>
+                    </a:prstGeom>
+                  </pic:spPr>
+                </pic:pic>
+              </a:graphicData>
+            </a:graphic>
+          </wp:inline>
+        </w:drawing>
+      </w:r>
+    </w:p>
+    <w:p>
       <w:pPr>
         <w:numPr>
           <w:ilvl w:val="0"/>
@@ -1141,15 +894,7 @@
         </w:numPr>
       </w:pPr>
       <w:r>
-        <w:t xml:space="preserve">Find all cars where the price is below the average price for </w:t>
-      </w:r>
-      <w:proofErr w:type="gramStart"/>
-      <w:r>
-        <w:t>its</w:t>
-      </w:r>
-      <w:proofErr w:type="gramEnd"/>
-      <w:r>
-        <w:t xml:space="preserve"> specific model.</w:t>
+        <w:t>Find all cars where the price is below the average price for its specific model.</w:t>
       </w:r>
     </w:p>
     <w:p>
@@ -1182,322 +927,25 @@
         </w:numPr>
       </w:pPr>
       <w:r>
-        <w:t xml:space="preserve">Calculate the average </w:t>
-      </w:r>
-      <w:proofErr w:type="spellStart"/>
-      <w:proofErr w:type="gramStart"/>
-      <w:r>
-        <w:t>engineSize</w:t>
-      </w:r>
-      <w:proofErr w:type="spellEnd"/>
-      <w:proofErr w:type="gramEnd"/>
-      <w:r>
-        <w:t xml:space="preserve"> for cars that cost more than the 75th percentile of the price distribution.</w:t>
+        <w:t>Calculate the average engineSize for cars that cost more than the 75th percentile of the price distribution.</w:t>
       </w:r>
     </w:p>
     <w:p/>
     <w:p>
-      <w:proofErr w:type="spellStart"/>
+      <w:r>
+        <w:t>Îmi cer scuze pentru inconvenient! Folosesc formatarea LaTeX ($\text{nume\_coloană}$) pentru a sublinia că este vorba de o coloană din baza de date, dar înțeleg că acest lucru face copierea dificilă.</w:t>
+      </w:r>
+    </w:p>
+    <w:p>
+      <w:r>
+        <w:t>Iată lista completă de 30 de întrebări, reformulată fără nicio formatare specială (fără LaTeX, fără bold, doar text simplu), gata de a fi copiată.</w:t>
+      </w:r>
+    </w:p>
+    <w:p>
       <w:r>
         <w:lastRenderedPageBreak/>
-        <w:t>Îmi</w:t>
-      </w:r>
-      <w:proofErr w:type="spellEnd"/>
-      <w:r>
-        <w:t xml:space="preserve"> </w:t>
-      </w:r>
-      <w:proofErr w:type="spellStart"/>
-      <w:r>
-        <w:t>cer</w:t>
-      </w:r>
-      <w:proofErr w:type="spellEnd"/>
-      <w:r>
-        <w:t xml:space="preserve"> </w:t>
-      </w:r>
-      <w:proofErr w:type="spellStart"/>
-      <w:r>
-        <w:t>scuze</w:t>
-      </w:r>
-      <w:proofErr w:type="spellEnd"/>
-      <w:r>
-        <w:t xml:space="preserve"> </w:t>
-      </w:r>
-      <w:proofErr w:type="spellStart"/>
-      <w:r>
-        <w:t>pentru</w:t>
-      </w:r>
-      <w:proofErr w:type="spellEnd"/>
-      <w:r>
-        <w:t xml:space="preserve"> inconvenient! </w:t>
-      </w:r>
-      <w:proofErr w:type="spellStart"/>
-      <w:r>
-        <w:t>Folosesc</w:t>
-      </w:r>
-      <w:proofErr w:type="spellEnd"/>
-      <w:r>
-        <w:t xml:space="preserve"> </w:t>
-      </w:r>
-      <w:proofErr w:type="spellStart"/>
-      <w:r>
-        <w:t>formatarea</w:t>
-      </w:r>
-      <w:proofErr w:type="spellEnd"/>
-      <w:r>
-        <w:t xml:space="preserve"> LaTeX ($\text{</w:t>
-      </w:r>
-      <w:proofErr w:type="spellStart"/>
-      <w:r>
-        <w:t>nume</w:t>
-      </w:r>
-      <w:proofErr w:type="spellEnd"/>
-      <w:r>
-        <w:t>\_</w:t>
-      </w:r>
-      <w:proofErr w:type="spellStart"/>
-      <w:proofErr w:type="gramStart"/>
-      <w:r>
-        <w:t>coloană</w:t>
-      </w:r>
-      <w:proofErr w:type="spellEnd"/>
-      <w:r>
-        <w:t>}$</w:t>
-      </w:r>
-      <w:proofErr w:type="gramEnd"/>
-      <w:r>
-        <w:t xml:space="preserve">) </w:t>
-      </w:r>
-      <w:proofErr w:type="spellStart"/>
-      <w:r>
-        <w:t>pentru</w:t>
-      </w:r>
-      <w:proofErr w:type="spellEnd"/>
-      <w:r>
-        <w:t xml:space="preserve"> a </w:t>
-      </w:r>
-      <w:proofErr w:type="spellStart"/>
-      <w:r>
-        <w:t>sublinia</w:t>
-      </w:r>
-      <w:proofErr w:type="spellEnd"/>
-      <w:r>
-        <w:t xml:space="preserve"> </w:t>
-      </w:r>
-      <w:proofErr w:type="spellStart"/>
-      <w:r>
-        <w:t>că</w:t>
-      </w:r>
-      <w:proofErr w:type="spellEnd"/>
-      <w:r>
-        <w:t xml:space="preserve"> </w:t>
-      </w:r>
-      <w:proofErr w:type="spellStart"/>
-      <w:r>
-        <w:t>este</w:t>
-      </w:r>
-      <w:proofErr w:type="spellEnd"/>
-      <w:r>
-        <w:t xml:space="preserve"> </w:t>
-      </w:r>
-      <w:proofErr w:type="spellStart"/>
-      <w:r>
-        <w:t>vorba</w:t>
-      </w:r>
-      <w:proofErr w:type="spellEnd"/>
-      <w:r>
-        <w:t xml:space="preserve"> de o </w:t>
-      </w:r>
-      <w:proofErr w:type="spellStart"/>
-      <w:r>
-        <w:t>coloană</w:t>
-      </w:r>
-      <w:proofErr w:type="spellEnd"/>
-      <w:r>
-        <w:t xml:space="preserve"> din </w:t>
-      </w:r>
-      <w:proofErr w:type="spellStart"/>
-      <w:r>
-        <w:t>baza</w:t>
-      </w:r>
-      <w:proofErr w:type="spellEnd"/>
-      <w:r>
-        <w:t xml:space="preserve"> de date, </w:t>
-      </w:r>
-      <w:proofErr w:type="spellStart"/>
-      <w:r>
-        <w:t>dar</w:t>
-      </w:r>
-      <w:proofErr w:type="spellEnd"/>
-      <w:r>
-        <w:t xml:space="preserve"> </w:t>
-      </w:r>
-      <w:proofErr w:type="spellStart"/>
-      <w:r>
-        <w:t>înțeleg</w:t>
-      </w:r>
-      <w:proofErr w:type="spellEnd"/>
-      <w:r>
-        <w:t xml:space="preserve"> </w:t>
-      </w:r>
-      <w:proofErr w:type="spellStart"/>
-      <w:r>
-        <w:t>că</w:t>
-      </w:r>
-      <w:proofErr w:type="spellEnd"/>
-      <w:r>
-        <w:t xml:space="preserve"> </w:t>
-      </w:r>
-      <w:proofErr w:type="spellStart"/>
-      <w:r>
-        <w:t>acest</w:t>
-      </w:r>
-      <w:proofErr w:type="spellEnd"/>
-      <w:r>
-        <w:t xml:space="preserve"> </w:t>
-      </w:r>
-      <w:proofErr w:type="spellStart"/>
-      <w:r>
-        <w:t>lucru</w:t>
-      </w:r>
-      <w:proofErr w:type="spellEnd"/>
-      <w:r>
-        <w:t xml:space="preserve"> face </w:t>
-      </w:r>
-      <w:proofErr w:type="spellStart"/>
-      <w:r>
-        <w:t>copierea</w:t>
-      </w:r>
-      <w:proofErr w:type="spellEnd"/>
-      <w:r>
-        <w:t xml:space="preserve"> </w:t>
-      </w:r>
-      <w:proofErr w:type="spellStart"/>
-      <w:r>
-        <w:t>dificilă</w:t>
-      </w:r>
-      <w:proofErr w:type="spellEnd"/>
-      <w:r>
-        <w:t>.</w:t>
-      </w:r>
-    </w:p>
-    <w:p>
-      <w:proofErr w:type="spellStart"/>
-      <w:r>
-        <w:t>Iată</w:t>
-      </w:r>
-      <w:proofErr w:type="spellEnd"/>
-      <w:r>
-        <w:t xml:space="preserve"> </w:t>
-      </w:r>
-      <w:proofErr w:type="spellStart"/>
-      <w:r>
-        <w:t>lista</w:t>
-      </w:r>
-      <w:proofErr w:type="spellEnd"/>
-      <w:r>
-        <w:t xml:space="preserve"> </w:t>
-      </w:r>
-      <w:proofErr w:type="spellStart"/>
-      <w:r>
-        <w:t>completă</w:t>
-      </w:r>
-      <w:proofErr w:type="spellEnd"/>
-      <w:r>
-        <w:t xml:space="preserve"> de 30 de </w:t>
-      </w:r>
-      <w:proofErr w:type="spellStart"/>
-      <w:r>
-        <w:t>întrebări</w:t>
-      </w:r>
-      <w:proofErr w:type="spellEnd"/>
-      <w:r>
-        <w:t xml:space="preserve">, </w:t>
-      </w:r>
-      <w:proofErr w:type="spellStart"/>
-      <w:r>
-        <w:t>reformulată</w:t>
-      </w:r>
-      <w:proofErr w:type="spellEnd"/>
-      <w:r>
-        <w:t xml:space="preserve"> </w:t>
-      </w:r>
-      <w:proofErr w:type="spellStart"/>
-      <w:r>
-        <w:t>fără</w:t>
-      </w:r>
-      <w:proofErr w:type="spellEnd"/>
-      <w:r>
-        <w:t xml:space="preserve"> </w:t>
-      </w:r>
-      <w:proofErr w:type="spellStart"/>
-      <w:r>
-        <w:t>nicio</w:t>
-      </w:r>
-      <w:proofErr w:type="spellEnd"/>
-      <w:r>
-        <w:t xml:space="preserve"> </w:t>
-      </w:r>
-      <w:proofErr w:type="spellStart"/>
-      <w:r>
-        <w:t>formatare</w:t>
-      </w:r>
-      <w:proofErr w:type="spellEnd"/>
-      <w:r>
-        <w:t xml:space="preserve"> </w:t>
-      </w:r>
-      <w:proofErr w:type="spellStart"/>
-      <w:r>
-        <w:t>specială</w:t>
-      </w:r>
-      <w:proofErr w:type="spellEnd"/>
-      <w:r>
-        <w:t xml:space="preserve"> (</w:t>
-      </w:r>
-      <w:proofErr w:type="spellStart"/>
-      <w:r>
-        <w:t>fără</w:t>
-      </w:r>
-      <w:proofErr w:type="spellEnd"/>
-      <w:r>
-        <w:t xml:space="preserve"> LaTeX, </w:t>
-      </w:r>
-      <w:proofErr w:type="spellStart"/>
-      <w:r>
-        <w:t>fără</w:t>
-      </w:r>
-      <w:proofErr w:type="spellEnd"/>
-      <w:r>
-        <w:t xml:space="preserve"> bold, </w:t>
-      </w:r>
-      <w:proofErr w:type="spellStart"/>
-      <w:r>
-        <w:t>doar</w:t>
-      </w:r>
-      <w:proofErr w:type="spellEnd"/>
-      <w:r>
-        <w:t xml:space="preserve"> text </w:t>
-      </w:r>
-      <w:proofErr w:type="spellStart"/>
-      <w:r>
-        <w:t>simplu</w:t>
-      </w:r>
-      <w:proofErr w:type="spellEnd"/>
-      <w:r>
-        <w:t xml:space="preserve">), gata de a fi </w:t>
-      </w:r>
-      <w:proofErr w:type="spellStart"/>
-      <w:r>
-        <w:t>copiată</w:t>
-      </w:r>
-      <w:proofErr w:type="spellEnd"/>
-      <w:r>
-        <w:t>.</w:t>
-      </w:r>
-    </w:p>
-    <w:p>
-      <w:r>
         <w:pict w14:anchorId="79C27D95">
-          <v:rect id="_x0000_i1059" style="width:0;height:1.5pt" o:hralign="center" o:hrstd="t" o:hr="t" fillcolor="#a0a0a0" stroked="f"/>
+          <v:rect id="_x0000_i1027" style="width:0;height:1.5pt" o:hralign="center" o:hrstd="t" o:hr="t" fillcolor="#a0a0a0" stroked="f"/>
         </w:pict>
       </w:r>
     </w:p>
@@ -1546,15 +994,7 @@
         </w:numPr>
       </w:pPr>
       <w:r>
-        <w:t>Identify the top 3 most common fuel types (</w:t>
-      </w:r>
-      <w:proofErr w:type="spellStart"/>
-      <w:r>
-        <w:t>fuelType</w:t>
-      </w:r>
-      <w:proofErr w:type="spellEnd"/>
-      <w:r>
-        <w:t>) and the total count of cars for each.</w:t>
+        <w:t>Identify the top 3 most common fuel types (fuelType) and the total count of cars for each.</w:t>
       </w:r>
     </w:p>
     <w:p>
@@ -1576,15 +1016,7 @@
         </w:numPr>
       </w:pPr>
       <w:r>
-        <w:t xml:space="preserve">How many cars were </w:t>
-      </w:r>
-      <w:proofErr w:type="gramStart"/>
-      <w:r>
-        <w:t>manufactured in</w:t>
-      </w:r>
-      <w:proofErr w:type="gramEnd"/>
-      <w:r>
-        <w:t xml:space="preserve"> each year (year)? Display the results sorted by year.</w:t>
+        <w:t>How many cars were manufactured in each year (year)? Display the results sorted by year.</w:t>
       </w:r>
     </w:p>
     <w:p>
@@ -1606,17 +1038,7 @@
         </w:numPr>
       </w:pPr>
       <w:r>
-        <w:t>List all unique engine sizes (</w:t>
-      </w:r>
-      <w:proofErr w:type="spellStart"/>
-      <w:proofErr w:type="gramStart"/>
-      <w:r>
-        <w:t>engineSize</w:t>
-      </w:r>
-      <w:proofErr w:type="spellEnd"/>
-      <w:proofErr w:type="gramEnd"/>
-      <w:r>
-        <w:t>) present in the data.</w:t>
+        <w:t>List all unique engine sizes (engineSize) present in the data.</w:t>
       </w:r>
     </w:p>
     <w:p>
@@ -1649,23 +1071,13 @@
         </w:numPr>
       </w:pPr>
       <w:r>
-        <w:t>Find the price and model of the car with the largest engine size (</w:t>
-      </w:r>
-      <w:proofErr w:type="spellStart"/>
-      <w:proofErr w:type="gramStart"/>
-      <w:r>
-        <w:t>engineSize</w:t>
-      </w:r>
-      <w:proofErr w:type="spellEnd"/>
-      <w:proofErr w:type="gramEnd"/>
-      <w:r>
-        <w:t>).</w:t>
+        <w:t>Find the price and model of the car with the largest engine size (engineSize).</w:t>
       </w:r>
     </w:p>
     <w:p>
       <w:r>
         <w:pict w14:anchorId="3558AC53">
-          <v:rect id="_x0000_i1060" style="width:0;height:1.5pt" o:hralign="center" o:hrstd="t" o:hr="t" fillcolor="#a0a0a0" stroked="f"/>
+          <v:rect id="_x0000_i1028" style="width:0;height:1.5pt" o:hralign="center" o:hrstd="t" o:hr="t" fillcolor="#a0a0a0" stroked="f"/>
         </w:pict>
       </w:r>
     </w:p>
@@ -1692,15 +1104,7 @@
         </w:numPr>
       </w:pPr>
       <w:r>
-        <w:t xml:space="preserve">Calculate the average price (price) for cars grouped by </w:t>
-      </w:r>
-      <w:proofErr w:type="spellStart"/>
-      <w:r>
-        <w:t>fuelType</w:t>
-      </w:r>
-      <w:proofErr w:type="spellEnd"/>
-      <w:r>
-        <w:t xml:space="preserve"> and transmission.</w:t>
+        <w:t>Calculate the average price (price) for cars grouped by fuelType and transmission.</w:t>
       </w:r>
     </w:p>
     <w:p>
@@ -1711,15 +1115,7 @@
         </w:numPr>
       </w:pPr>
       <w:r>
-        <w:t xml:space="preserve">Determine the percentage of the total car count that each </w:t>
-      </w:r>
-      <w:proofErr w:type="spellStart"/>
-      <w:r>
-        <w:t>fuelType</w:t>
-      </w:r>
-      <w:proofErr w:type="spellEnd"/>
-      <w:r>
-        <w:t xml:space="preserve"> represents.</w:t>
+        <w:t>Determine the percentage of the total car count that each fuelType represents.</w:t>
       </w:r>
     </w:p>
     <w:p>
@@ -1752,7 +1148,6 @@
         </w:numPr>
       </w:pPr>
       <w:r>
-        <w:lastRenderedPageBreak/>
         <w:t>Assign a 'Tax Bracket' (Low, Medium, High) based on the tax column (Low $\le$ 100, Medium &gt; 100 and $\le$ 300, High &gt; 300). Count how many cars fall into each bracket.</w:t>
       </w:r>
     </w:p>
@@ -1775,15 +1170,7 @@
         </w:numPr>
       </w:pPr>
       <w:r>
-        <w:t xml:space="preserve">Find all cars where the price is below the average price for </w:t>
-      </w:r>
-      <w:proofErr w:type="gramStart"/>
-      <w:r>
-        <w:t>its</w:t>
-      </w:r>
-      <w:proofErr w:type="gramEnd"/>
-      <w:r>
-        <w:t xml:space="preserve"> specific model.</w:t>
+        <w:t>Find all cars where the price is below the average price for its specific model.</w:t>
       </w:r>
     </w:p>
     <w:p>
@@ -1794,6 +1181,7 @@
         </w:numPr>
       </w:pPr>
       <w:r>
+        <w:lastRenderedPageBreak/>
         <w:t>What is the difference between the average mpg of the most expensive model and the average mpg of the cheapest model (based on average price)?</w:t>
       </w:r>
     </w:p>
@@ -1816,23 +1204,13 @@
         </w:numPr>
       </w:pPr>
       <w:r>
-        <w:t xml:space="preserve">Calculate the average </w:t>
-      </w:r>
-      <w:proofErr w:type="spellStart"/>
-      <w:proofErr w:type="gramStart"/>
-      <w:r>
-        <w:t>engineSize</w:t>
-      </w:r>
-      <w:proofErr w:type="spellEnd"/>
-      <w:proofErr w:type="gramEnd"/>
-      <w:r>
-        <w:t xml:space="preserve"> for cars that cost more than the 75th percentile of the price distribution.</w:t>
+        <w:t>Calculate the average engineSize for cars that cost more than the 75th percentile of the price distribution.</w:t>
       </w:r>
     </w:p>
     <w:p>
       <w:r>
         <w:pict w14:anchorId="25D7B4E9">
-          <v:rect id="_x0000_i1061" style="width:0;height:1.5pt" o:hralign="center" o:hrstd="t" o:hr="t" fillcolor="#a0a0a0" stroked="f"/>
+          <v:rect id="_x0000_i1029" style="width:0;height:1.5pt" o:hralign="center" o:hrstd="t" o:hr="t" fillcolor="#a0a0a0" stroked="f"/>
         </w:pict>
       </w:r>
     </w:p>
@@ -1859,23 +1237,7 @@
         </w:numPr>
       </w:pPr>
       <w:r>
-        <w:t xml:space="preserve">For each model, calculate the Z-score for the price of every car. (Z-score = (price - </w:t>
-      </w:r>
-      <w:proofErr w:type="gramStart"/>
-      <w:r>
-        <w:t>AVG(</w:t>
-      </w:r>
-      <w:proofErr w:type="gramEnd"/>
-      <w:r>
-        <w:t xml:space="preserve">price)) / </w:t>
-      </w:r>
-      <w:proofErr w:type="gramStart"/>
-      <w:r>
-        <w:t>STDDEV(</w:t>
-      </w:r>
-      <w:proofErr w:type="gramEnd"/>
-      <w:r>
-        <w:t>price) within the model group).</w:t>
+        <w:t>For each model, calculate the Z-score for the price of every car. (Z-score = (price - AVG(price)) / STDDEV(price) within the model group).</w:t>
       </w:r>
     </w:p>
     <w:p>
@@ -1897,25 +1259,7 @@
         </w:numPr>
       </w:pPr>
       <w:r>
-        <w:t xml:space="preserve">Identify the top 10% of cars that offer the highest mpg relative to their </w:t>
-      </w:r>
-      <w:proofErr w:type="spellStart"/>
-      <w:proofErr w:type="gramStart"/>
-      <w:r>
-        <w:t>engineSize</w:t>
-      </w:r>
-      <w:proofErr w:type="spellEnd"/>
-      <w:proofErr w:type="gramEnd"/>
-      <w:r>
-        <w:t xml:space="preserve">. (maximize mpg / </w:t>
-      </w:r>
-      <w:proofErr w:type="spellStart"/>
-      <w:r>
-        <w:t>engineSize</w:t>
-      </w:r>
-      <w:proofErr w:type="spellEnd"/>
-      <w:r>
-        <w:t>)</w:t>
+        <w:t>Identify the top 10% of cars that offer the highest mpg relative to their engineSize. (maximize mpg / engineSize)</w:t>
       </w:r>
     </w:p>
     <w:p>
@@ -1959,23 +1303,7 @@
         </w:numPr>
       </w:pPr>
       <w:r>
-        <w:t xml:space="preserve">Compare the average tax </w:t>
-      </w:r>
-      <w:proofErr w:type="gramStart"/>
-      <w:r>
-        <w:t>of</w:t>
-      </w:r>
-      <w:proofErr w:type="gramEnd"/>
-      <w:r>
-        <w:t xml:space="preserve"> cars in the current year (year) to the average tax </w:t>
-      </w:r>
-      <w:proofErr w:type="gramStart"/>
-      <w:r>
-        <w:t>of</w:t>
-      </w:r>
-      <w:proofErr w:type="gramEnd"/>
-      <w:r>
-        <w:t xml:space="preserve"> cars from the previous year (year - 1). List the percentage increase/decrease for each year.</w:t>
+        <w:t>Compare the average tax of cars in the current year (year) to the average tax of cars from the previous year (year - 1). List the percentage increase/decrease for each year.</w:t>
       </w:r>
     </w:p>
     <w:p>
@@ -1986,17 +1314,7 @@
         </w:numPr>
       </w:pPr>
       <w:r>
-        <w:t xml:space="preserve">Find the models (model) that have the lowest tax rate (tax / price) compared to all other models with the same </w:t>
-      </w:r>
-      <w:proofErr w:type="spellStart"/>
-      <w:proofErr w:type="gramStart"/>
-      <w:r>
-        <w:t>engineSize</w:t>
-      </w:r>
-      <w:proofErr w:type="spellEnd"/>
-      <w:proofErr w:type="gramEnd"/>
-      <w:r>
-        <w:t xml:space="preserve"> (within 0.1L tolerance).</w:t>
+        <w:t>Find the models (model) that have the lowest tax rate (tax / price) compared to all other models with the same engineSize (within 0.1L tolerance).</w:t>
       </w:r>
     </w:p>
     <w:p>
@@ -2007,7 +1325,6 @@
         </w:numPr>
       </w:pPr>
       <w:r>
-        <w:lastRenderedPageBreak/>
         <w:t>Determine the models (model) that saw an increase in price and a simultaneous decrease in mileage between two consecutive manufacturing years (year and year + 1).</w:t>
       </w:r>
     </w:p>
@@ -6378,6 +5695,7 @@
   <w:style w:type="character" w:default="1" w:styleId="DefaultParagraphFont">
     <w:name w:val="Default Paragraph Font"/>
     <w:uiPriority w:val="1"/>
+    <w:semiHidden/>
     <w:unhideWhenUsed/>
   </w:style>
   <w:style w:type="table" w:default="1" w:styleId="TableNormal">

--- a/Project18_Toyota_Used_Cars_Market_Insights/Toyota Used Cars Track Insights Report.docx
+++ b/Project18_Toyota_Used_Cars_Market_Insights/Toyota Used Cars Track Insights Report.docx
@@ -597,6 +597,9 @@
     </w:p>
     <w:p>
       <w:r>
+        <w:rPr>
+          <w:noProof/>
+        </w:rPr>
         <w:drawing>
           <wp:inline distT="0" distB="0" distL="0" distR="0" wp14:anchorId="4D3CC845" wp14:editId="32230CAB">
             <wp:extent cx="5943600" cy="1809750"/>
@@ -647,6 +650,9 @@
     </w:p>
     <w:p>
       <w:r>
+        <w:rPr>
+          <w:noProof/>
+        </w:rPr>
         <w:lastRenderedPageBreak/>
         <w:drawing>
           <wp:inline distT="0" distB="0" distL="0" distR="0" wp14:anchorId="75EE7789" wp14:editId="5EF3C29D">
@@ -698,6 +704,9 @@
     </w:p>
     <w:p>
       <w:r>
+        <w:rPr>
+          <w:noProof/>
+        </w:rPr>
         <w:drawing>
           <wp:inline distT="0" distB="0" distL="0" distR="0" wp14:anchorId="279DE4AB" wp14:editId="725FF6B9">
             <wp:extent cx="5563376" cy="1971950"/>
@@ -748,6 +757,9 @@
     </w:p>
     <w:p>
       <w:r>
+        <w:rPr>
+          <w:noProof/>
+        </w:rPr>
         <w:drawing>
           <wp:inline distT="0" distB="0" distL="0" distR="0" wp14:anchorId="390DD864" wp14:editId="4102E809">
             <wp:extent cx="2962688" cy="2257740"/>
@@ -799,6 +811,9 @@
     </w:p>
     <w:p>
       <w:r>
+        <w:rPr>
+          <w:noProof/>
+        </w:rPr>
         <w:drawing>
           <wp:inline distT="0" distB="0" distL="0" distR="0" wp14:anchorId="6ACF1635" wp14:editId="32A78341">
             <wp:extent cx="2705478" cy="2000529"/>
@@ -849,6 +864,9 @@
     </w:p>
     <w:p>
       <w:r>
+        <w:rPr>
+          <w:noProof/>
+        </w:rPr>
         <w:drawing>
           <wp:inline distT="0" distB="0" distL="0" distR="0" wp14:anchorId="732EB127" wp14:editId="323FF75E">
             <wp:extent cx="1800476" cy="1095528"/>
@@ -898,6 +916,45 @@
       </w:r>
     </w:p>
     <w:p>
+      <w:r>
+        <w:drawing>
+          <wp:inline distT="0" distB="0" distL="0" distR="0" wp14:anchorId="4A11AA6A" wp14:editId="22C393B4">
+            <wp:extent cx="4820323" cy="2010056"/>
+            <wp:effectExtent l="0" t="0" r="0" b="9525"/>
+            <wp:docPr id="266496352" name="Picture 1"/>
+            <wp:cNvGraphicFramePr>
+              <a:graphicFrameLocks xmlns:a="http://schemas.openxmlformats.org/drawingml/2006/main" noChangeAspect="1"/>
+            </wp:cNvGraphicFramePr>
+            <a:graphic xmlns:a="http://schemas.openxmlformats.org/drawingml/2006/main">
+              <a:graphicData uri="http://schemas.openxmlformats.org/drawingml/2006/picture">
+                <pic:pic xmlns:pic="http://schemas.openxmlformats.org/drawingml/2006/picture">
+                  <pic:nvPicPr>
+                    <pic:cNvPr id="266496352" name=""/>
+                    <pic:cNvPicPr/>
+                  </pic:nvPicPr>
+                  <pic:blipFill>
+                    <a:blip r:embed="rId21"/>
+                    <a:stretch>
+                      <a:fillRect/>
+                    </a:stretch>
+                  </pic:blipFill>
+                  <pic:spPr>
+                    <a:xfrm>
+                      <a:off x="0" y="0"/>
+                      <a:ext cx="4820323" cy="2010056"/>
+                    </a:xfrm>
+                    <a:prstGeom prst="rect">
+                      <a:avLst/>
+                    </a:prstGeom>
+                  </pic:spPr>
+                </pic:pic>
+              </a:graphicData>
+            </a:graphic>
+          </wp:inline>
+        </w:drawing>
+      </w:r>
+    </w:p>
+    <w:p>
       <w:pPr>
         <w:numPr>
           <w:ilvl w:val="0"/>
@@ -909,6 +966,46 @@
       </w:r>
     </w:p>
     <w:p>
+      <w:r>
+        <w:lastRenderedPageBreak/>
+        <w:drawing>
+          <wp:inline distT="0" distB="0" distL="0" distR="0" wp14:anchorId="60556EAD" wp14:editId="039F3E72">
+            <wp:extent cx="5601482" cy="1733792"/>
+            <wp:effectExtent l="0" t="0" r="0" b="0"/>
+            <wp:docPr id="783667185" name="Picture 1" descr="A screenshot of a computer&#10;&#10;AI-generated content may be incorrect."/>
+            <wp:cNvGraphicFramePr>
+              <a:graphicFrameLocks xmlns:a="http://schemas.openxmlformats.org/drawingml/2006/main" noChangeAspect="1"/>
+            </wp:cNvGraphicFramePr>
+            <a:graphic xmlns:a="http://schemas.openxmlformats.org/drawingml/2006/main">
+              <a:graphicData uri="http://schemas.openxmlformats.org/drawingml/2006/picture">
+                <pic:pic xmlns:pic="http://schemas.openxmlformats.org/drawingml/2006/picture">
+                  <pic:nvPicPr>
+                    <pic:cNvPr id="783667185" name="Picture 1" descr="A screenshot of a computer&#10;&#10;AI-generated content may be incorrect."/>
+                    <pic:cNvPicPr/>
+                  </pic:nvPicPr>
+                  <pic:blipFill>
+                    <a:blip r:embed="rId22"/>
+                    <a:stretch>
+                      <a:fillRect/>
+                    </a:stretch>
+                  </pic:blipFill>
+                  <pic:spPr>
+                    <a:xfrm>
+                      <a:off x="0" y="0"/>
+                      <a:ext cx="5601482" cy="1733792"/>
+                    </a:xfrm>
+                    <a:prstGeom prst="rect">
+                      <a:avLst/>
+                    </a:prstGeom>
+                  </pic:spPr>
+                </pic:pic>
+              </a:graphicData>
+            </a:graphic>
+          </wp:inline>
+        </w:drawing>
+      </w:r>
+    </w:p>
+    <w:p>
       <w:pPr>
         <w:numPr>
           <w:ilvl w:val="0"/>
@@ -920,287 +1017,49 @@
       </w:r>
     </w:p>
     <w:p>
+      <w:r>
+        <w:drawing>
+          <wp:inline distT="0" distB="0" distL="0" distR="0" wp14:anchorId="14A5B384" wp14:editId="5F4474F4">
+            <wp:extent cx="4382112" cy="2448267"/>
+            <wp:effectExtent l="0" t="0" r="0" b="9525"/>
+            <wp:docPr id="1139398658" name="Picture 1" descr="A screenshot of a computer&#10;&#10;AI-generated content may be incorrect."/>
+            <wp:cNvGraphicFramePr>
+              <a:graphicFrameLocks xmlns:a="http://schemas.openxmlformats.org/drawingml/2006/main" noChangeAspect="1"/>
+            </wp:cNvGraphicFramePr>
+            <a:graphic xmlns:a="http://schemas.openxmlformats.org/drawingml/2006/main">
+              <a:graphicData uri="http://schemas.openxmlformats.org/drawingml/2006/picture">
+                <pic:pic xmlns:pic="http://schemas.openxmlformats.org/drawingml/2006/picture">
+                  <pic:nvPicPr>
+                    <pic:cNvPr id="1139398658" name="Picture 1" descr="A screenshot of a computer&#10;&#10;AI-generated content may be incorrect."/>
+                    <pic:cNvPicPr/>
+                  </pic:nvPicPr>
+                  <pic:blipFill>
+                    <a:blip r:embed="rId23"/>
+                    <a:stretch>
+                      <a:fillRect/>
+                    </a:stretch>
+                  </pic:blipFill>
+                  <pic:spPr>
+                    <a:xfrm>
+                      <a:off x="0" y="0"/>
+                      <a:ext cx="4382112" cy="2448267"/>
+                    </a:xfrm>
+                    <a:prstGeom prst="rect">
+                      <a:avLst/>
+                    </a:prstGeom>
+                  </pic:spPr>
+                </pic:pic>
+              </a:graphicData>
+            </a:graphic>
+          </wp:inline>
+        </w:drawing>
+      </w:r>
+    </w:p>
+    <w:p>
       <w:pPr>
         <w:numPr>
           <w:ilvl w:val="0"/>
           <w:numId w:val="23"/>
-        </w:numPr>
-      </w:pPr>
-      <w:r>
-        <w:t>Calculate the average engineSize for cars that cost more than the 75th percentile of the price distribution.</w:t>
-      </w:r>
-    </w:p>
-    <w:p/>
-    <w:p>
-      <w:r>
-        <w:t>Îmi cer scuze pentru inconvenient! Folosesc formatarea LaTeX ($\text{nume\_coloană}$) pentru a sublinia că este vorba de o coloană din baza de date, dar înțeleg că acest lucru face copierea dificilă.</w:t>
-      </w:r>
-    </w:p>
-    <w:p>
-      <w:r>
-        <w:t>Iată lista completă de 30 de întrebări, reformulată fără nicio formatare specială (fără LaTeX, fără bold, doar text simplu), gata de a fi copiată.</w:t>
-      </w:r>
-    </w:p>
-    <w:p>
-      <w:r>
-        <w:lastRenderedPageBreak/>
-        <w:pict w14:anchorId="79C27D95">
-          <v:rect id="_x0000_i1027" style="width:0;height:1.5pt" o:hralign="center" o:hrstd="t" o:hr="t" fillcolor="#a0a0a0" stroked="f"/>
-        </w:pict>
-      </w:r>
-    </w:p>
-    <w:p>
-      <w:pPr>
-        <w:rPr>
-          <w:b/>
-          <w:bCs/>
-        </w:rPr>
-      </w:pPr>
-      <w:r>
-        <w:rPr>
-          <w:b/>
-          <w:bCs/>
-        </w:rPr>
-        <w:t>Easy Questions (SQL - Basic Aggregation &amp; Filtering)</w:t>
-      </w:r>
-    </w:p>
-    <w:p>
-      <w:pPr>
-        <w:numPr>
-          <w:ilvl w:val="0"/>
-          <w:numId w:val="24"/>
-        </w:numPr>
-      </w:pPr>
-      <w:r>
-        <w:t>What is the average price (price) of all cars in the entire dataset?</w:t>
-      </w:r>
-    </w:p>
-    <w:p>
-      <w:pPr>
-        <w:numPr>
-          <w:ilvl w:val="0"/>
-          <w:numId w:val="24"/>
-        </w:numPr>
-      </w:pPr>
-      <w:r>
-        <w:t>Count the number of cars for each type of transmission (transmission).</w:t>
-      </w:r>
-    </w:p>
-    <w:p>
-      <w:pPr>
-        <w:numPr>
-          <w:ilvl w:val="0"/>
-          <w:numId w:val="24"/>
-        </w:numPr>
-      </w:pPr>
-      <w:r>
-        <w:t>Identify the top 3 most common fuel types (fuelType) and the total count of cars for each.</w:t>
-      </w:r>
-    </w:p>
-    <w:p>
-      <w:pPr>
-        <w:numPr>
-          <w:ilvl w:val="0"/>
-          <w:numId w:val="24"/>
-        </w:numPr>
-      </w:pPr>
-      <w:r>
-        <w:t>Find the maximum and minimum price (price) recorded in the dataset.</w:t>
-      </w:r>
-    </w:p>
-    <w:p>
-      <w:pPr>
-        <w:numPr>
-          <w:ilvl w:val="0"/>
-          <w:numId w:val="24"/>
-        </w:numPr>
-      </w:pPr>
-      <w:r>
-        <w:t>How many cars were manufactured in each year (year)? Display the results sorted by year.</w:t>
-      </w:r>
-    </w:p>
-    <w:p>
-      <w:pPr>
-        <w:numPr>
-          <w:ilvl w:val="0"/>
-          <w:numId w:val="24"/>
-        </w:numPr>
-      </w:pPr>
-      <w:r>
-        <w:t>What is the average mileage (mileage) for cars with the model 'Fiesta'?</w:t>
-      </w:r>
-    </w:p>
-    <w:p>
-      <w:pPr>
-        <w:numPr>
-          <w:ilvl w:val="0"/>
-          <w:numId w:val="24"/>
-        </w:numPr>
-      </w:pPr>
-      <w:r>
-        <w:t>List all unique engine sizes (engineSize) present in the data.</w:t>
-      </w:r>
-    </w:p>
-    <w:p>
-      <w:pPr>
-        <w:numPr>
-          <w:ilvl w:val="0"/>
-          <w:numId w:val="24"/>
-        </w:numPr>
-      </w:pPr>
-      <w:r>
-        <w:t>Count the number of cars that have an annual tax (tax) greater than 150.</w:t>
-      </w:r>
-    </w:p>
-    <w:p>
-      <w:pPr>
-        <w:numPr>
-          <w:ilvl w:val="0"/>
-          <w:numId w:val="24"/>
-        </w:numPr>
-      </w:pPr>
-      <w:r>
-        <w:t>What is the average mpg (miles per gallon) for cars manufactured in 2017 (year)?</w:t>
-      </w:r>
-    </w:p>
-    <w:p>
-      <w:pPr>
-        <w:numPr>
-          <w:ilvl w:val="0"/>
-          <w:numId w:val="24"/>
-        </w:numPr>
-      </w:pPr>
-      <w:r>
-        <w:t>Find the price and model of the car with the largest engine size (engineSize).</w:t>
-      </w:r>
-    </w:p>
-    <w:p>
-      <w:r>
-        <w:pict w14:anchorId="3558AC53">
-          <v:rect id="_x0000_i1028" style="width:0;height:1.5pt" o:hralign="center" o:hrstd="t" o:hr="t" fillcolor="#a0a0a0" stroked="f"/>
-        </w:pict>
-      </w:r>
-    </w:p>
-    <w:p>
-      <w:pPr>
-        <w:rPr>
-          <w:b/>
-          <w:bCs/>
-        </w:rPr>
-      </w:pPr>
-      <w:r>
-        <w:rPr>
-          <w:b/>
-          <w:bCs/>
-        </w:rPr>
-        <w:t>Medium Questions (SQL - Subqueries, CTEs, and Conditional Logic)</w:t>
-      </w:r>
-    </w:p>
-    <w:p>
-      <w:pPr>
-        <w:numPr>
-          <w:ilvl w:val="0"/>
-          <w:numId w:val="25"/>
-        </w:numPr>
-      </w:pPr>
-      <w:r>
-        <w:t>Calculate the average price (price) for cars grouped by fuelType and transmission.</w:t>
-      </w:r>
-    </w:p>
-    <w:p>
-      <w:pPr>
-        <w:numPr>
-          <w:ilvl w:val="0"/>
-          <w:numId w:val="25"/>
-        </w:numPr>
-      </w:pPr>
-      <w:r>
-        <w:t>Determine the percentage of the total car count that each fuelType represents.</w:t>
-      </w:r>
-    </w:p>
-    <w:p>
-      <w:pPr>
-        <w:numPr>
-          <w:ilvl w:val="0"/>
-          <w:numId w:val="25"/>
-        </w:numPr>
-      </w:pPr>
-      <w:r>
-        <w:t>Find the models (model) whose average mpg is higher than the overall average mpg of all cars.</w:t>
-      </w:r>
-    </w:p>
-    <w:p>
-      <w:pPr>
-        <w:numPr>
-          <w:ilvl w:val="0"/>
-          <w:numId w:val="25"/>
-        </w:numPr>
-      </w:pPr>
-      <w:r>
-        <w:t>Identify the models (model) that have both Automatic and Manual transmission options present in the dataset.</w:t>
-      </w:r>
-    </w:p>
-    <w:p>
-      <w:pPr>
-        <w:numPr>
-          <w:ilvl w:val="0"/>
-          <w:numId w:val="25"/>
-        </w:numPr>
-      </w:pPr>
-      <w:r>
-        <w:t>Assign a 'Tax Bracket' (Low, Medium, High) based on the tax column (Low $\le$ 100, Medium &gt; 100 and $\le$ 300, High &gt; 300). Count how many cars fall into each bracket.</w:t>
-      </w:r>
-    </w:p>
-    <w:p>
-      <w:pPr>
-        <w:numPr>
-          <w:ilvl w:val="0"/>
-          <w:numId w:val="25"/>
-        </w:numPr>
-      </w:pPr>
-      <w:r>
-        <w:t>Calculate the median mileage (mileage) for cars manufactured in the last 5 years available in the dataset.</w:t>
-      </w:r>
-    </w:p>
-    <w:p>
-      <w:pPr>
-        <w:numPr>
-          <w:ilvl w:val="0"/>
-          <w:numId w:val="25"/>
-        </w:numPr>
-      </w:pPr>
-      <w:r>
-        <w:t>Find all cars where the price is below the average price for its specific model.</w:t>
-      </w:r>
-    </w:p>
-    <w:p>
-      <w:pPr>
-        <w:numPr>
-          <w:ilvl w:val="0"/>
-          <w:numId w:val="25"/>
-        </w:numPr>
-      </w:pPr>
-      <w:r>
-        <w:lastRenderedPageBreak/>
-        <w:t>What is the difference between the average mpg of the most expensive model and the average mpg of the cheapest model (based on average price)?</w:t>
-      </w:r>
-    </w:p>
-    <w:p>
-      <w:pPr>
-        <w:numPr>
-          <w:ilvl w:val="0"/>
-          <w:numId w:val="25"/>
-        </w:numPr>
-      </w:pPr>
-      <w:r>
-        <w:t>List the model and year combinations that have a combined total mileage exceeding 500,000 miles.</w:t>
-      </w:r>
-    </w:p>
-    <w:p>
-      <w:pPr>
-        <w:numPr>
-          <w:ilvl w:val="0"/>
-          <w:numId w:val="25"/>
         </w:numPr>
       </w:pPr>
       <w:r>
@@ -1209,11 +1068,46 @@
     </w:p>
     <w:p>
       <w:r>
-        <w:pict w14:anchorId="25D7B4E9">
-          <v:rect id="_x0000_i1029" style="width:0;height:1.5pt" o:hralign="center" o:hrstd="t" o:hr="t" fillcolor="#a0a0a0" stroked="f"/>
-        </w:pict>
+        <w:drawing>
+          <wp:inline distT="0" distB="0" distL="0" distR="0" wp14:anchorId="6EADDF73" wp14:editId="14CC8F51">
+            <wp:extent cx="2800741" cy="1562318"/>
+            <wp:effectExtent l="0" t="0" r="0" b="0"/>
+            <wp:docPr id="1047602564" name="Picture 1" descr="A screenshot of a computer&#10;&#10;AI-generated content may be incorrect."/>
+            <wp:cNvGraphicFramePr>
+              <a:graphicFrameLocks xmlns:a="http://schemas.openxmlformats.org/drawingml/2006/main" noChangeAspect="1"/>
+            </wp:cNvGraphicFramePr>
+            <a:graphic xmlns:a="http://schemas.openxmlformats.org/drawingml/2006/main">
+              <a:graphicData uri="http://schemas.openxmlformats.org/drawingml/2006/picture">
+                <pic:pic xmlns:pic="http://schemas.openxmlformats.org/drawingml/2006/picture">
+                  <pic:nvPicPr>
+                    <pic:cNvPr id="1047602564" name="Picture 1" descr="A screenshot of a computer&#10;&#10;AI-generated content may be incorrect."/>
+                    <pic:cNvPicPr/>
+                  </pic:nvPicPr>
+                  <pic:blipFill>
+                    <a:blip r:embed="rId24"/>
+                    <a:stretch>
+                      <a:fillRect/>
+                    </a:stretch>
+                  </pic:blipFill>
+                  <pic:spPr>
+                    <a:xfrm>
+                      <a:off x="0" y="0"/>
+                      <a:ext cx="2800741" cy="1562318"/>
+                    </a:xfrm>
+                    <a:prstGeom prst="rect">
+                      <a:avLst/>
+                    </a:prstGeom>
+                  </pic:spPr>
+                </pic:pic>
+              </a:graphicData>
+            </a:graphic>
+          </wp:inline>
+        </w:drawing>
       </w:r>
     </w:p>
+    <w:p/>
+    <w:p/>
+    <w:p/>
     <w:p>
       <w:pPr>
         <w:rPr>
@@ -1226,6 +1120,7 @@
           <w:b/>
           <w:bCs/>
         </w:rPr>
+        <w:lastRenderedPageBreak/>
         <w:t>Hard Questions (SQL - Window Functions, Complex Ranking, and Modeling)</w:t>
       </w:r>
     </w:p>
@@ -1241,6 +1136,45 @@
       </w:r>
     </w:p>
     <w:p>
+      <w:r>
+        <w:drawing>
+          <wp:inline distT="0" distB="0" distL="0" distR="0" wp14:anchorId="162FF0C2" wp14:editId="3B77A34E">
+            <wp:extent cx="5943600" cy="2401570"/>
+            <wp:effectExtent l="0" t="0" r="0" b="0"/>
+            <wp:docPr id="681827023" name="Picture 1" descr="A screenshot of a computer&#10;&#10;AI-generated content may be incorrect."/>
+            <wp:cNvGraphicFramePr>
+              <a:graphicFrameLocks xmlns:a="http://schemas.openxmlformats.org/drawingml/2006/main" noChangeAspect="1"/>
+            </wp:cNvGraphicFramePr>
+            <a:graphic xmlns:a="http://schemas.openxmlformats.org/drawingml/2006/main">
+              <a:graphicData uri="http://schemas.openxmlformats.org/drawingml/2006/picture">
+                <pic:pic xmlns:pic="http://schemas.openxmlformats.org/drawingml/2006/picture">
+                  <pic:nvPicPr>
+                    <pic:cNvPr id="681827023" name="Picture 1" descr="A screenshot of a computer&#10;&#10;AI-generated content may be incorrect."/>
+                    <pic:cNvPicPr/>
+                  </pic:nvPicPr>
+                  <pic:blipFill>
+                    <a:blip r:embed="rId25"/>
+                    <a:stretch>
+                      <a:fillRect/>
+                    </a:stretch>
+                  </pic:blipFill>
+                  <pic:spPr>
+                    <a:xfrm>
+                      <a:off x="0" y="0"/>
+                      <a:ext cx="5943600" cy="2401570"/>
+                    </a:xfrm>
+                    <a:prstGeom prst="rect">
+                      <a:avLst/>
+                    </a:prstGeom>
+                  </pic:spPr>
+                </pic:pic>
+              </a:graphicData>
+            </a:graphic>
+          </wp:inline>
+        </w:drawing>
+      </w:r>
+    </w:p>
+    <w:p>
       <w:pPr>
         <w:numPr>
           <w:ilvl w:val="0"/>
@@ -1252,6 +1186,45 @@
       </w:r>
     </w:p>
     <w:p>
+      <w:r>
+        <w:drawing>
+          <wp:inline distT="0" distB="0" distL="0" distR="0" wp14:anchorId="217DB83F" wp14:editId="181122B2">
+            <wp:extent cx="5943600" cy="1946275"/>
+            <wp:effectExtent l="0" t="0" r="0" b="0"/>
+            <wp:docPr id="1301599116" name="Picture 1" descr="A screenshot of a computer&#10;&#10;AI-generated content may be incorrect."/>
+            <wp:cNvGraphicFramePr>
+              <a:graphicFrameLocks xmlns:a="http://schemas.openxmlformats.org/drawingml/2006/main" noChangeAspect="1"/>
+            </wp:cNvGraphicFramePr>
+            <a:graphic xmlns:a="http://schemas.openxmlformats.org/drawingml/2006/main">
+              <a:graphicData uri="http://schemas.openxmlformats.org/drawingml/2006/picture">
+                <pic:pic xmlns:pic="http://schemas.openxmlformats.org/drawingml/2006/picture">
+                  <pic:nvPicPr>
+                    <pic:cNvPr id="1301599116" name="Picture 1" descr="A screenshot of a computer&#10;&#10;AI-generated content may be incorrect."/>
+                    <pic:cNvPicPr/>
+                  </pic:nvPicPr>
+                  <pic:blipFill>
+                    <a:blip r:embed="rId26"/>
+                    <a:stretch>
+                      <a:fillRect/>
+                    </a:stretch>
+                  </pic:blipFill>
+                  <pic:spPr>
+                    <a:xfrm>
+                      <a:off x="0" y="0"/>
+                      <a:ext cx="5943600" cy="1946275"/>
+                    </a:xfrm>
+                    <a:prstGeom prst="rect">
+                      <a:avLst/>
+                    </a:prstGeom>
+                  </pic:spPr>
+                </pic:pic>
+              </a:graphicData>
+            </a:graphic>
+          </wp:inline>
+        </w:drawing>
+      </w:r>
+    </w:p>
+    <w:p>
       <w:pPr>
         <w:numPr>
           <w:ilvl w:val="0"/>
@@ -1303,6 +1276,7 @@
         </w:numPr>
       </w:pPr>
       <w:r>
+        <w:lastRenderedPageBreak/>
         <w:t>Compare the average tax of cars in the current year (year) to the average tax of cars from the previous year (year - 1). List the percentage increase/decrease for each year.</w:t>
       </w:r>
     </w:p>

--- a/Project18_Toyota_Used_Cars_Market_Insights/Toyota Used Cars Track Insights Report.docx
+++ b/Project18_Toyota_Used_Cars_Market_Insights/Toyota Used Cars Track Insights Report.docx
@@ -917,6 +917,9 @@
     </w:p>
     <w:p>
       <w:r>
+        <w:rPr>
+          <w:noProof/>
+        </w:rPr>
         <w:drawing>
           <wp:inline distT="0" distB="0" distL="0" distR="0" wp14:anchorId="4A11AA6A" wp14:editId="22C393B4">
             <wp:extent cx="4820323" cy="2010056"/>
@@ -967,6 +970,9 @@
     </w:p>
     <w:p>
       <w:r>
+        <w:rPr>
+          <w:noProof/>
+        </w:rPr>
         <w:lastRenderedPageBreak/>
         <w:drawing>
           <wp:inline distT="0" distB="0" distL="0" distR="0" wp14:anchorId="60556EAD" wp14:editId="039F3E72">
@@ -1018,6 +1024,9 @@
     </w:p>
     <w:p>
       <w:r>
+        <w:rPr>
+          <w:noProof/>
+        </w:rPr>
         <w:drawing>
           <wp:inline distT="0" distB="0" distL="0" distR="0" wp14:anchorId="14A5B384" wp14:editId="5F4474F4">
             <wp:extent cx="4382112" cy="2448267"/>
@@ -1068,6 +1077,9 @@
     </w:p>
     <w:p>
       <w:r>
+        <w:rPr>
+          <w:noProof/>
+        </w:rPr>
         <w:drawing>
           <wp:inline distT="0" distB="0" distL="0" distR="0" wp14:anchorId="6EADDF73" wp14:editId="14CC8F51">
             <wp:extent cx="2800741" cy="1562318"/>
@@ -1137,6 +1149,9 @@
     </w:p>
     <w:p>
       <w:r>
+        <w:rPr>
+          <w:noProof/>
+        </w:rPr>
         <w:drawing>
           <wp:inline distT="0" distB="0" distL="0" distR="0" wp14:anchorId="162FF0C2" wp14:editId="3B77A34E">
             <wp:extent cx="5943600" cy="2401570"/>
@@ -1187,6 +1202,9 @@
     </w:p>
     <w:p>
       <w:r>
+        <w:rPr>
+          <w:noProof/>
+        </w:rPr>
         <w:drawing>
           <wp:inline distT="0" distB="0" distL="0" distR="0" wp14:anchorId="217DB83F" wp14:editId="181122B2">
             <wp:extent cx="5943600" cy="1946275"/>
@@ -1236,6 +1254,46 @@
       </w:r>
     </w:p>
     <w:p>
+      <w:r>
+        <w:lastRenderedPageBreak/>
+        <w:drawing>
+          <wp:inline distT="0" distB="0" distL="0" distR="0" wp14:anchorId="4361631E" wp14:editId="2C592B40">
+            <wp:extent cx="4134427" cy="2505425"/>
+            <wp:effectExtent l="0" t="0" r="0" b="9525"/>
+            <wp:docPr id="466321520" name="Picture 1" descr="A screenshot of a computer&#10;&#10;AI-generated content may be incorrect."/>
+            <wp:cNvGraphicFramePr>
+              <a:graphicFrameLocks xmlns:a="http://schemas.openxmlformats.org/drawingml/2006/main" noChangeAspect="1"/>
+            </wp:cNvGraphicFramePr>
+            <a:graphic xmlns:a="http://schemas.openxmlformats.org/drawingml/2006/main">
+              <a:graphicData uri="http://schemas.openxmlformats.org/drawingml/2006/picture">
+                <pic:pic xmlns:pic="http://schemas.openxmlformats.org/drawingml/2006/picture">
+                  <pic:nvPicPr>
+                    <pic:cNvPr id="466321520" name="Picture 1" descr="A screenshot of a computer&#10;&#10;AI-generated content may be incorrect."/>
+                    <pic:cNvPicPr/>
+                  </pic:nvPicPr>
+                  <pic:blipFill>
+                    <a:blip r:embed="rId27"/>
+                    <a:stretch>
+                      <a:fillRect/>
+                    </a:stretch>
+                  </pic:blipFill>
+                  <pic:spPr>
+                    <a:xfrm>
+                      <a:off x="0" y="0"/>
+                      <a:ext cx="4134427" cy="2505425"/>
+                    </a:xfrm>
+                    <a:prstGeom prst="rect">
+                      <a:avLst/>
+                    </a:prstGeom>
+                  </pic:spPr>
+                </pic:pic>
+              </a:graphicData>
+            </a:graphic>
+          </wp:inline>
+        </w:drawing>
+      </w:r>
+    </w:p>
+    <w:p>
       <w:pPr>
         <w:numPr>
           <w:ilvl w:val="0"/>
@@ -1247,6 +1305,45 @@
       </w:r>
     </w:p>
     <w:p>
+      <w:r>
+        <w:drawing>
+          <wp:inline distT="0" distB="0" distL="0" distR="0" wp14:anchorId="68196D36" wp14:editId="6681678A">
+            <wp:extent cx="3572374" cy="2629267"/>
+            <wp:effectExtent l="0" t="0" r="9525" b="0"/>
+            <wp:docPr id="1829814399" name="Picture 1" descr="A screenshot of a computer&#10;&#10;AI-generated content may be incorrect."/>
+            <wp:cNvGraphicFramePr>
+              <a:graphicFrameLocks xmlns:a="http://schemas.openxmlformats.org/drawingml/2006/main" noChangeAspect="1"/>
+            </wp:cNvGraphicFramePr>
+            <a:graphic xmlns:a="http://schemas.openxmlformats.org/drawingml/2006/main">
+              <a:graphicData uri="http://schemas.openxmlformats.org/drawingml/2006/picture">
+                <pic:pic xmlns:pic="http://schemas.openxmlformats.org/drawingml/2006/picture">
+                  <pic:nvPicPr>
+                    <pic:cNvPr id="1829814399" name="Picture 1" descr="A screenshot of a computer&#10;&#10;AI-generated content may be incorrect."/>
+                    <pic:cNvPicPr/>
+                  </pic:nvPicPr>
+                  <pic:blipFill>
+                    <a:blip r:embed="rId28"/>
+                    <a:stretch>
+                      <a:fillRect/>
+                    </a:stretch>
+                  </pic:blipFill>
+                  <pic:spPr>
+                    <a:xfrm>
+                      <a:off x="0" y="0"/>
+                      <a:ext cx="3572374" cy="2629267"/>
+                    </a:xfrm>
+                    <a:prstGeom prst="rect">
+                      <a:avLst/>
+                    </a:prstGeom>
+                  </pic:spPr>
+                </pic:pic>
+              </a:graphicData>
+            </a:graphic>
+          </wp:inline>
+        </w:drawing>
+      </w:r>
+    </w:p>
+    <w:p>
       <w:pPr>
         <w:numPr>
           <w:ilvl w:val="0"/>
@@ -1258,6 +1355,46 @@
       </w:r>
     </w:p>
     <w:p>
+      <w:r>
+        <w:lastRenderedPageBreak/>
+        <w:drawing>
+          <wp:inline distT="0" distB="0" distL="0" distR="0" wp14:anchorId="3A42D40A" wp14:editId="4FE12FA4">
+            <wp:extent cx="4105848" cy="2486372"/>
+            <wp:effectExtent l="0" t="0" r="9525" b="9525"/>
+            <wp:docPr id="889858375" name="Picture 1" descr="A screenshot of a computer&#10;&#10;AI-generated content may be incorrect."/>
+            <wp:cNvGraphicFramePr>
+              <a:graphicFrameLocks xmlns:a="http://schemas.openxmlformats.org/drawingml/2006/main" noChangeAspect="1"/>
+            </wp:cNvGraphicFramePr>
+            <a:graphic xmlns:a="http://schemas.openxmlformats.org/drawingml/2006/main">
+              <a:graphicData uri="http://schemas.openxmlformats.org/drawingml/2006/picture">
+                <pic:pic xmlns:pic="http://schemas.openxmlformats.org/drawingml/2006/picture">
+                  <pic:nvPicPr>
+                    <pic:cNvPr id="889858375" name="Picture 1" descr="A screenshot of a computer&#10;&#10;AI-generated content may be incorrect."/>
+                    <pic:cNvPicPr/>
+                  </pic:nvPicPr>
+                  <pic:blipFill>
+                    <a:blip r:embed="rId29"/>
+                    <a:stretch>
+                      <a:fillRect/>
+                    </a:stretch>
+                  </pic:blipFill>
+                  <pic:spPr>
+                    <a:xfrm>
+                      <a:off x="0" y="0"/>
+                      <a:ext cx="4105848" cy="2486372"/>
+                    </a:xfrm>
+                    <a:prstGeom prst="rect">
+                      <a:avLst/>
+                    </a:prstGeom>
+                  </pic:spPr>
+                </pic:pic>
+              </a:graphicData>
+            </a:graphic>
+          </wp:inline>
+        </w:drawing>
+      </w:r>
+    </w:p>
+    <w:p>
       <w:pPr>
         <w:numPr>
           <w:ilvl w:val="0"/>
@@ -1269,6 +1406,45 @@
       </w:r>
     </w:p>
     <w:p>
+      <w:r>
+        <w:drawing>
+          <wp:inline distT="0" distB="0" distL="0" distR="0" wp14:anchorId="4E0F9652" wp14:editId="652D15BA">
+            <wp:extent cx="5943600" cy="2862580"/>
+            <wp:effectExtent l="0" t="0" r="0" b="0"/>
+            <wp:docPr id="636378857" name="Picture 1" descr="A screenshot of a computer&#10;&#10;AI-generated content may be incorrect."/>
+            <wp:cNvGraphicFramePr>
+              <a:graphicFrameLocks xmlns:a="http://schemas.openxmlformats.org/drawingml/2006/main" noChangeAspect="1"/>
+            </wp:cNvGraphicFramePr>
+            <a:graphic xmlns:a="http://schemas.openxmlformats.org/drawingml/2006/main">
+              <a:graphicData uri="http://schemas.openxmlformats.org/drawingml/2006/picture">
+                <pic:pic xmlns:pic="http://schemas.openxmlformats.org/drawingml/2006/picture">
+                  <pic:nvPicPr>
+                    <pic:cNvPr id="636378857" name="Picture 1" descr="A screenshot of a computer&#10;&#10;AI-generated content may be incorrect."/>
+                    <pic:cNvPicPr/>
+                  </pic:nvPicPr>
+                  <pic:blipFill>
+                    <a:blip r:embed="rId30"/>
+                    <a:stretch>
+                      <a:fillRect/>
+                    </a:stretch>
+                  </pic:blipFill>
+                  <pic:spPr>
+                    <a:xfrm>
+                      <a:off x="0" y="0"/>
+                      <a:ext cx="5943600" cy="2862580"/>
+                    </a:xfrm>
+                    <a:prstGeom prst="rect">
+                      <a:avLst/>
+                    </a:prstGeom>
+                  </pic:spPr>
+                </pic:pic>
+              </a:graphicData>
+            </a:graphic>
+          </wp:inline>
+        </w:drawing>
+      </w:r>
+    </w:p>
+    <w:p>
       <w:pPr>
         <w:numPr>
           <w:ilvl w:val="0"/>
@@ -1276,11 +1452,50 @@
         </w:numPr>
       </w:pPr>
       <w:r>
-        <w:lastRenderedPageBreak/>
         <w:t>Compare the average tax of cars in the current year (year) to the average tax of cars from the previous year (year - 1). List the percentage increase/decrease for each year.</w:t>
       </w:r>
     </w:p>
     <w:p>
+      <w:r>
+        <w:lastRenderedPageBreak/>
+        <w:drawing>
+          <wp:inline distT="0" distB="0" distL="0" distR="0" wp14:anchorId="74B64BFC" wp14:editId="31A7E189">
+            <wp:extent cx="4191585" cy="2743583"/>
+            <wp:effectExtent l="0" t="0" r="0" b="0"/>
+            <wp:docPr id="360643070" name="Picture 1" descr="A screenshot of a computer&#10;&#10;AI-generated content may be incorrect."/>
+            <wp:cNvGraphicFramePr>
+              <a:graphicFrameLocks xmlns:a="http://schemas.openxmlformats.org/drawingml/2006/main" noChangeAspect="1"/>
+            </wp:cNvGraphicFramePr>
+            <a:graphic xmlns:a="http://schemas.openxmlformats.org/drawingml/2006/main">
+              <a:graphicData uri="http://schemas.openxmlformats.org/drawingml/2006/picture">
+                <pic:pic xmlns:pic="http://schemas.openxmlformats.org/drawingml/2006/picture">
+                  <pic:nvPicPr>
+                    <pic:cNvPr id="360643070" name="Picture 1" descr="A screenshot of a computer&#10;&#10;AI-generated content may be incorrect."/>
+                    <pic:cNvPicPr/>
+                  </pic:nvPicPr>
+                  <pic:blipFill>
+                    <a:blip r:embed="rId31"/>
+                    <a:stretch>
+                      <a:fillRect/>
+                    </a:stretch>
+                  </pic:blipFill>
+                  <pic:spPr>
+                    <a:xfrm>
+                      <a:off x="0" y="0"/>
+                      <a:ext cx="4191585" cy="2743583"/>
+                    </a:xfrm>
+                    <a:prstGeom prst="rect">
+                      <a:avLst/>
+                    </a:prstGeom>
+                  </pic:spPr>
+                </pic:pic>
+              </a:graphicData>
+            </a:graphic>
+          </wp:inline>
+        </w:drawing>
+      </w:r>
+    </w:p>
+    <w:p>
       <w:pPr>
         <w:numPr>
           <w:ilvl w:val="0"/>
@@ -1288,7 +1503,49 @@
         </w:numPr>
       </w:pPr>
       <w:r>
-        <w:t>Find the models (model) that have the lowest tax rate (tax / price) compared to all other models with the same engineSize (within 0.1L tolerance).</w:t>
+        <w:t>Find the models (model) that have the lowest tax rate (tax / price) compared to all other models with the same engineSize</w:t>
+      </w:r>
+      <w:r>
+        <w:t>.</w:t>
+      </w:r>
+    </w:p>
+    <w:p>
+      <w:r>
+        <w:drawing>
+          <wp:inline distT="0" distB="0" distL="0" distR="0" wp14:anchorId="78E00EC6" wp14:editId="2FA5E483">
+            <wp:extent cx="5943600" cy="2111375"/>
+            <wp:effectExtent l="0" t="0" r="0" b="3175"/>
+            <wp:docPr id="2045692995" name="Picture 1" descr="A screenshot of a computer screen&#10;&#10;AI-generated content may be incorrect."/>
+            <wp:cNvGraphicFramePr>
+              <a:graphicFrameLocks xmlns:a="http://schemas.openxmlformats.org/drawingml/2006/main" noChangeAspect="1"/>
+            </wp:cNvGraphicFramePr>
+            <a:graphic xmlns:a="http://schemas.openxmlformats.org/drawingml/2006/main">
+              <a:graphicData uri="http://schemas.openxmlformats.org/drawingml/2006/picture">
+                <pic:pic xmlns:pic="http://schemas.openxmlformats.org/drawingml/2006/picture">
+                  <pic:nvPicPr>
+                    <pic:cNvPr id="2045692995" name="Picture 1" descr="A screenshot of a computer screen&#10;&#10;AI-generated content may be incorrect."/>
+                    <pic:cNvPicPr/>
+                  </pic:nvPicPr>
+                  <pic:blipFill>
+                    <a:blip r:embed="rId32"/>
+                    <a:stretch>
+                      <a:fillRect/>
+                    </a:stretch>
+                  </pic:blipFill>
+                  <pic:spPr>
+                    <a:xfrm>
+                      <a:off x="0" y="0"/>
+                      <a:ext cx="5943600" cy="2111375"/>
+                    </a:xfrm>
+                    <a:prstGeom prst="rect">
+                      <a:avLst/>
+                    </a:prstGeom>
+                  </pic:spPr>
+                </pic:pic>
+              </a:graphicData>
+            </a:graphic>
+          </wp:inline>
+        </w:drawing>
       </w:r>
     </w:p>
     <w:p>
@@ -1303,6 +1560,46 @@
       </w:r>
     </w:p>
     <w:p>
+      <w:r>
+        <w:lastRenderedPageBreak/>
+        <w:drawing>
+          <wp:inline distT="0" distB="0" distL="0" distR="0" wp14:anchorId="7473DC83" wp14:editId="6443026E">
+            <wp:extent cx="5943600" cy="2339975"/>
+            <wp:effectExtent l="0" t="0" r="0" b="3175"/>
+            <wp:docPr id="773179242" name="Picture 1" descr="A screenshot of a computer&#10;&#10;AI-generated content may be incorrect."/>
+            <wp:cNvGraphicFramePr>
+              <a:graphicFrameLocks xmlns:a="http://schemas.openxmlformats.org/drawingml/2006/main" noChangeAspect="1"/>
+            </wp:cNvGraphicFramePr>
+            <a:graphic xmlns:a="http://schemas.openxmlformats.org/drawingml/2006/main">
+              <a:graphicData uri="http://schemas.openxmlformats.org/drawingml/2006/picture">
+                <pic:pic xmlns:pic="http://schemas.openxmlformats.org/drawingml/2006/picture">
+                  <pic:nvPicPr>
+                    <pic:cNvPr id="773179242" name="Picture 1" descr="A screenshot of a computer&#10;&#10;AI-generated content may be incorrect."/>
+                    <pic:cNvPicPr/>
+                  </pic:nvPicPr>
+                  <pic:blipFill>
+                    <a:blip r:embed="rId33"/>
+                    <a:stretch>
+                      <a:fillRect/>
+                    </a:stretch>
+                  </pic:blipFill>
+                  <pic:spPr>
+                    <a:xfrm>
+                      <a:off x="0" y="0"/>
+                      <a:ext cx="5943600" cy="2339975"/>
+                    </a:xfrm>
+                    <a:prstGeom prst="rect">
+                      <a:avLst/>
+                    </a:prstGeom>
+                  </pic:spPr>
+                </pic:pic>
+              </a:graphicData>
+            </a:graphic>
+          </wp:inline>
+        </w:drawing>
+      </w:r>
+    </w:p>
+    <w:p>
       <w:pPr>
         <w:numPr>
           <w:ilvl w:val="0"/>
@@ -1311,6 +1608,45 @@
       </w:pPr>
       <w:r>
         <w:t>For the top 5 most common models, calculate the correlation coefficient between price and mileage.</w:t>
+      </w:r>
+    </w:p>
+    <w:p>
+      <w:r>
+        <w:drawing>
+          <wp:inline distT="0" distB="0" distL="0" distR="0" wp14:anchorId="3D8695A0" wp14:editId="463FA601">
+            <wp:extent cx="3181794" cy="2143424"/>
+            <wp:effectExtent l="0" t="0" r="0" b="9525"/>
+            <wp:docPr id="1527897861" name="Picture 1" descr="A screenshot of a computer&#10;&#10;AI-generated content may be incorrect."/>
+            <wp:cNvGraphicFramePr>
+              <a:graphicFrameLocks xmlns:a="http://schemas.openxmlformats.org/drawingml/2006/main" noChangeAspect="1"/>
+            </wp:cNvGraphicFramePr>
+            <a:graphic xmlns:a="http://schemas.openxmlformats.org/drawingml/2006/main">
+              <a:graphicData uri="http://schemas.openxmlformats.org/drawingml/2006/picture">
+                <pic:pic xmlns:pic="http://schemas.openxmlformats.org/drawingml/2006/picture">
+                  <pic:nvPicPr>
+                    <pic:cNvPr id="1527897861" name="Picture 1" descr="A screenshot of a computer&#10;&#10;AI-generated content may be incorrect."/>
+                    <pic:cNvPicPr/>
+                  </pic:nvPicPr>
+                  <pic:blipFill>
+                    <a:blip r:embed="rId34"/>
+                    <a:stretch>
+                      <a:fillRect/>
+                    </a:stretch>
+                  </pic:blipFill>
+                  <pic:spPr>
+                    <a:xfrm>
+                      <a:off x="0" y="0"/>
+                      <a:ext cx="3181794" cy="2143424"/>
+                    </a:xfrm>
+                    <a:prstGeom prst="rect">
+                      <a:avLst/>
+                    </a:prstGeom>
+                  </pic:spPr>
+                </pic:pic>
+              </a:graphicData>
+            </a:graphic>
+          </wp:inline>
+        </w:drawing>
       </w:r>
     </w:p>
     <w:p/>
